--- a/avancement.docx
+++ b/avancement.docx
@@ -6,13 +6,8 @@
       <w:pPr>
         <w:pStyle w:val="Titre1"/>
       </w:pPr>
-      <w:proofErr w:type="spellStart"/>
-      <w:r>
-        <w:t>Database</w:t>
-      </w:r>
-      <w:proofErr w:type="spellEnd"/>
-      <w:r>
-        <w:t xml:space="preserve"> </w:t>
+      <w:r>
+        <w:t>Docker</w:t>
       </w:r>
     </w:p>
     <w:p>
@@ -911,6 +906,397 @@
         <w:t xml:space="preserve"> est exposé à l'extérieur via le port 80.</w:t>
       </w:r>
     </w:p>
+    <w:p>
+      <w:r>
+        <w:rPr>
+          <w:b/>
+          <w:bCs/>
+          <w:lang w:val="en-US"/>
+        </w:rPr>
+        <w:t xml:space="preserve">1-9 Document your publication commands and published images in </w:t>
+      </w:r>
+      <w:proofErr w:type="spellStart"/>
+      <w:r>
+        <w:rPr>
+          <w:b/>
+          <w:bCs/>
+          <w:lang w:val="en-US"/>
+        </w:rPr>
+        <w:t>dockerhub</w:t>
+      </w:r>
+      <w:proofErr w:type="spellEnd"/>
+      <w:r>
+        <w:rPr>
+          <w:b/>
+          <w:bCs/>
+          <w:lang w:val="en-US"/>
+        </w:rPr>
+        <w:t>.</w:t>
+      </w:r>
+      <w:r>
+        <w:rPr>
+          <w:lang w:val="en-US"/>
+        </w:rPr>
+        <w:br/>
+      </w:r>
+      <w:r>
+        <w:t>Les commandes de publication sont celles listées ci-dessus : docker login, suivi des commandes docker tag et docker push pour chacune des trois images (tp1-db, tp1-api, tp1-httpd). Une fois poussées, les images sont disponibles sur mon compte Docker Hub sous les noms VOTRE_USERNAME/tp1-db:1.0, VOTRE_USERNAME/tp1-api:1.0, et VOTRE_USERNAME/tp1-httpd:1.0.</w:t>
+      </w:r>
+    </w:p>
+    <w:p>
+      <w:r>
+        <w:rPr>
+          <w:b/>
+          <w:bCs/>
+          <w:lang w:val="en-US"/>
+        </w:rPr>
+        <w:lastRenderedPageBreak/>
+        <w:t>1-10 Why do we put our images into an online repo?</w:t>
+      </w:r>
+      <w:r>
+        <w:rPr>
+          <w:lang w:val="en-US"/>
+        </w:rPr>
+        <w:br/>
+      </w:r>
+      <w:r>
+        <w:t xml:space="preserve">Nous mettons nos images dans un registre en ligne (comme Docker Hub) pour les </w:t>
+      </w:r>
+      <w:r>
+        <w:rPr>
+          <w:b/>
+          <w:bCs/>
+        </w:rPr>
+        <w:t>partager et les distribuer facilement</w:t>
+      </w:r>
+      <w:r>
+        <w:t xml:space="preserve">. Cela permet à d'autres développeurs de récupérer exactement la même image pour travailler, ou à des systèmes d'intégration continue/déploiement continu (CI/CD) de les utiliser pour automatiser les tests et les mises en production. C'est un </w:t>
+      </w:r>
+      <w:r>
+        <w:rPr>
+          <w:b/>
+          <w:bCs/>
+        </w:rPr>
+        <w:t>emplacement centralisé, versionné et accessible</w:t>
+      </w:r>
+      <w:r>
+        <w:t xml:space="preserve"> qui découple la phase de construction de l'image de son déploiement.</w:t>
+      </w:r>
+    </w:p>
+    <w:p/>
+    <w:p>
+      <w:r>
+        <w:t xml:space="preserve">TP </w:t>
+      </w:r>
+      <w:proofErr w:type="spellStart"/>
+      <w:r>
+        <w:t>Github</w:t>
+      </w:r>
+      <w:proofErr w:type="spellEnd"/>
+      <w:r>
+        <w:t xml:space="preserve"> CLI :</w:t>
+      </w:r>
+    </w:p>
+    <w:p>
+      <w:pPr>
+        <w:rPr>
+          <w:b/>
+          <w:bCs/>
+        </w:rPr>
+      </w:pPr>
+      <w:r>
+        <w:rPr>
+          <w:b/>
+          <w:bCs/>
+        </w:rPr>
+        <w:t xml:space="preserve">2-1 : </w:t>
+      </w:r>
+      <w:proofErr w:type="spellStart"/>
+      <w:r>
+        <w:rPr>
+          <w:b/>
+          <w:bCs/>
+        </w:rPr>
+        <w:t>What</w:t>
+      </w:r>
+      <w:proofErr w:type="spellEnd"/>
+      <w:r>
+        <w:rPr>
+          <w:b/>
+          <w:bCs/>
+        </w:rPr>
+        <w:t xml:space="preserve"> are </w:t>
+      </w:r>
+      <w:proofErr w:type="spellStart"/>
+      <w:r>
+        <w:rPr>
+          <w:b/>
+          <w:bCs/>
+        </w:rPr>
+        <w:t>testcontainers</w:t>
+      </w:r>
+      <w:proofErr w:type="spellEnd"/>
+      <w:r>
+        <w:rPr>
+          <w:b/>
+          <w:bCs/>
+        </w:rPr>
+        <w:t>?</w:t>
+      </w:r>
+    </w:p>
+    <w:p>
+      <w:proofErr w:type="spellStart"/>
+      <w:r>
+        <w:rPr>
+          <w:b/>
+          <w:bCs/>
+        </w:rPr>
+        <w:t>Testcontainers</w:t>
+      </w:r>
+      <w:proofErr w:type="spellEnd"/>
+      <w:r>
+        <w:t xml:space="preserve"> est une bibliothèque Java qui permet de démarrer et de gérer des conteneurs Docker (comme une base de données PostgreSQL, un serveur web, etc.) directement depuis votre code de test. Au lieu de dépendre d'une base de données externe qui doit être installée et configurée, </w:t>
+      </w:r>
+      <w:proofErr w:type="spellStart"/>
+      <w:r>
+        <w:t>Testcontainers</w:t>
+      </w:r>
+      <w:proofErr w:type="spellEnd"/>
+      <w:r>
+        <w:t xml:space="preserve"> lance pour vous un conteneur "propre" au début des tests et le détruit automatiquement à la fin. Cela garantit que vos tests d'intégration s'exécutent toujours dans un environnement </w:t>
+      </w:r>
+      <w:r>
+        <w:rPr>
+          <w:b/>
+          <w:bCs/>
+        </w:rPr>
+        <w:t>isolé, propre et reproductible</w:t>
+      </w:r>
+      <w:r>
+        <w:t>, ce qui est idéal pour les pipelines de CI/CD où l'on ne peut pas supposer qu'un service est déjà disponible.</w:t>
+      </w:r>
+    </w:p>
+    <w:p/>
+    <w:p>
+      <w:pPr>
+        <w:rPr>
+          <w:b/>
+          <w:bCs/>
+          <w:lang w:val="en-US"/>
+        </w:rPr>
+      </w:pPr>
+      <w:r>
+        <w:rPr>
+          <w:b/>
+          <w:bCs/>
+          <w:lang w:val="en-US"/>
+        </w:rPr>
+        <w:t>2-2 : For what purpose do we need to use secured variables?</w:t>
+      </w:r>
+    </w:p>
+    <w:p>
+      <w:r>
+        <w:t xml:space="preserve">Nous utilisons des variables sécurisées (appelées "Secrets" dans GitHub) pour stocker et utiliser des informations sensibles </w:t>
+      </w:r>
+      <w:r>
+        <w:rPr>
+          <w:b/>
+          <w:bCs/>
+        </w:rPr>
+        <w:t>sans jamais les exposer en clair</w:t>
+      </w:r>
+      <w:r>
+        <w:t xml:space="preserve"> dans notre code ou dans les logs du pipeline. Il s'agit par exemple de mots de passe, de </w:t>
+      </w:r>
+      <w:proofErr w:type="spellStart"/>
+      <w:r>
+        <w:t>tokens</w:t>
+      </w:r>
+      <w:proofErr w:type="spellEnd"/>
+      <w:r>
+        <w:t xml:space="preserve"> d'accès (comme pour Docker Hub et </w:t>
+      </w:r>
+      <w:proofErr w:type="spellStart"/>
+      <w:r>
+        <w:t>SonarCloud</w:t>
+      </w:r>
+      <w:proofErr w:type="spellEnd"/>
+      <w:r>
+        <w:t>) ou de clés d'API. Si ces informations étaient écrites directement dans le fichier .</w:t>
+      </w:r>
+      <w:proofErr w:type="spellStart"/>
+      <w:r>
+        <w:t>yml</w:t>
+      </w:r>
+      <w:proofErr w:type="spellEnd"/>
+      <w:r>
+        <w:t>, n'importe qui ayant accès au code pourrait les voir et les utiliser, créant une faille de sécurité majeure. Les secrets sont chiffrés par GitHub et ne sont injectés dans l'environnement d'exécution qu'au moment nécessaire, tout en étant masqués dans les journaux d'exécution.</w:t>
+      </w:r>
+    </w:p>
+    <w:p/>
+    <w:p>
+      <w:pPr>
+        <w:rPr>
+          <w:b/>
+          <w:bCs/>
+          <w:lang w:val="en-US"/>
+        </w:rPr>
+      </w:pPr>
+      <w:r>
+        <w:rPr>
+          <w:b/>
+          <w:bCs/>
+          <w:lang w:val="en-US"/>
+        </w:rPr>
+        <w:t>2-3 : Why did we put needs: test-backend on this job?</w:t>
+      </w:r>
+    </w:p>
+    <w:p>
+      <w:r>
+        <w:t xml:space="preserve">Nous utilisons la directive </w:t>
+      </w:r>
+      <w:proofErr w:type="spellStart"/>
+      <w:r>
+        <w:t>needs</w:t>
+      </w:r>
+      <w:proofErr w:type="spellEnd"/>
+      <w:r>
+        <w:t xml:space="preserve">: test-backend pour créer une </w:t>
+      </w:r>
+      <w:r>
+        <w:rPr>
+          <w:b/>
+          <w:bCs/>
+        </w:rPr>
+        <w:t>dépendance</w:t>
+      </w:r>
+      <w:r>
+        <w:t xml:space="preserve"> entre les jobs et </w:t>
+      </w:r>
+      <w:r>
+        <w:rPr>
+          <w:b/>
+          <w:bCs/>
+        </w:rPr>
+        <w:t>imposer un ordre d'exécution</w:t>
+      </w:r>
+      <w:r>
+        <w:t xml:space="preserve">. Sans cette ligne, tous les jobs se lanceraient en parallèle. En l'ajoutant, on s'assure que le job </w:t>
+      </w:r>
+      <w:proofErr w:type="spellStart"/>
+      <w:r>
+        <w:t>build</w:t>
+      </w:r>
+      <w:proofErr w:type="spellEnd"/>
+      <w:r>
+        <w:t xml:space="preserve">-and-push-docker-image ne démarrera </w:t>
+      </w:r>
+      <w:r>
+        <w:rPr>
+          <w:b/>
+          <w:bCs/>
+        </w:rPr>
+        <w:t>que si et seulement si</w:t>
+      </w:r>
+      <w:r>
+        <w:t xml:space="preserve"> le job test-backend s'est terminé avec succès. C'est une pratique fondamentale de CI/CD qui garantit que l'on ne construit et ne publie jamais une image Docker d'une application dont les tests ont échoué.</w:t>
+      </w:r>
+    </w:p>
+    <w:p>
+      <w:pPr>
+        <w:pStyle w:val="Paragraphedeliste"/>
+        <w:numPr>
+          <w:ilvl w:val="1"/>
+          <w:numId w:val="6"/>
+        </w:numPr>
+        <w:rPr>
+          <w:b/>
+          <w:bCs/>
+          <w:lang w:val="en-US"/>
+        </w:rPr>
+      </w:pPr>
+      <w:r>
+        <w:rPr>
+          <w:b/>
+          <w:bCs/>
+          <w:lang w:val="en-US"/>
+        </w:rPr>
+        <w:lastRenderedPageBreak/>
+        <w:t>: For what purpose do we need to push docker images?</w:t>
+      </w:r>
+    </w:p>
+    <w:p>
+      <w:r>
+        <w:t xml:space="preserve">Nous poussons les images Docker vers un registre en ligne (comme Docker Hub) pour les </w:t>
+      </w:r>
+      <w:r>
+        <w:rPr>
+          <w:b/>
+          <w:bCs/>
+        </w:rPr>
+        <w:t>stocker, les versionner et les distribuer</w:t>
+      </w:r>
+      <w:r>
+        <w:t>. L'environnement de la CI qui construit l'image est éphémère et détruit après l'exécution ; sans "push", l'image serait perdue. Pousser l'image vers un registre la rend disponible pour :</w:t>
+      </w:r>
+    </w:p>
+    <w:p>
+      <w:pPr>
+        <w:pStyle w:val="Paragraphedeliste"/>
+        <w:numPr>
+          <w:ilvl w:val="0"/>
+          <w:numId w:val="3"/>
+        </w:numPr>
+      </w:pPr>
+      <w:r>
+        <w:rPr>
+          <w:b/>
+          <w:bCs/>
+        </w:rPr>
+        <w:t>Le déploiement</w:t>
+      </w:r>
+      <w:r>
+        <w:t xml:space="preserve"> : Les serveurs de production ou de test peuvent "pull" cette image pour la déployer.</w:t>
+      </w:r>
+    </w:p>
+    <w:p>
+      <w:pPr>
+        <w:pStyle w:val="Paragraphedeliste"/>
+        <w:numPr>
+          <w:ilvl w:val="0"/>
+          <w:numId w:val="3"/>
+        </w:numPr>
+      </w:pPr>
+      <w:r>
+        <w:rPr>
+          <w:b/>
+          <w:bCs/>
+        </w:rPr>
+        <w:t>La collaboration</w:t>
+      </w:r>
+      <w:r>
+        <w:t xml:space="preserve"> : D'autres développeurs peuvent récupérer l'image exacte pour travailler dans le même environnement.</w:t>
+      </w:r>
+    </w:p>
+    <w:p>
+      <w:pPr>
+        <w:pStyle w:val="Paragraphedeliste"/>
+        <w:numPr>
+          <w:ilvl w:val="0"/>
+          <w:numId w:val="3"/>
+        </w:numPr>
+      </w:pPr>
+      <w:r>
+        <w:rPr>
+          <w:b/>
+          <w:bCs/>
+        </w:rPr>
+        <w:t>L'archivage</w:t>
+      </w:r>
+      <w:r>
+        <w:t xml:space="preserve"> : Le registre conserve les différentes versions (tags) de l'image, permettant de revenir à une version précédente si nécessaire.</w:t>
+      </w:r>
+    </w:p>
     <w:p/>
     <w:sectPr>
       <w:pgSz w:w="11906" w:h="16838"/>
@@ -925,6 +1311,232 @@
 <file path=word/numbering.xml><?xml version="1.0" encoding="utf-8"?>
 <w:numbering xmlns:wpc="http://schemas.microsoft.com/office/word/2010/wordprocessingCanvas" xmlns:cx="http://schemas.microsoft.com/office/drawing/2014/chartex" xmlns:cx1="http://schemas.microsoft.com/office/drawing/2015/9/8/chartex" xmlns:cx2="http://schemas.microsoft.com/office/drawing/2015/10/21/chartex" xmlns:cx3="http://schemas.microsoft.com/office/drawing/2016/5/9/chartex" xmlns:cx4="http://schemas.microsoft.com/office/drawing/2016/5/10/chartex" xmlns:cx5="http://schemas.microsoft.com/office/drawing/2016/5/11/chartex" xmlns:cx6="http://schemas.microsoft.com/office/drawing/2016/5/12/chartex" xmlns:cx7="http://schemas.microsoft.com/office/drawing/2016/5/13/chartex" xmlns:cx8="http://schemas.microsoft.com/office/drawing/2016/5/14/chartex" xmlns:mc="http://schemas.openxmlformats.org/markup-compatibility/2006" xmlns:aink="http://schemas.microsoft.com/office/drawing/2016/ink" xmlns:am3d="http://schemas.microsoft.com/office/drawing/2017/model3d" xmlns:o="urn:schemas-microsoft-com:office:office" xmlns:oel="http://schemas.microsoft.com/office/2019/extlst" xmlns:r="http://schemas.openxmlformats.org/officeDocument/2006/relationships" xmlns:m="http://schemas.openxmlformats.org/officeDocument/2006/math" xmlns:v="urn:schemas-microsoft-com:vml" xmlns:wp14="http://schemas.microsoft.com/office/word/2010/wordprocessingDrawing" xmlns:wp="http://schemas.openxmlformats.org/drawingml/2006/wordprocessingDrawing" xmlns:w10="urn:schemas-microsoft-com:office:word" xmlns:w="http://schemas.openxmlformats.org/wordprocessingml/2006/main" xmlns:w14="http://schemas.microsoft.com/office/word/2010/wordml" xmlns:w15="http://schemas.microsoft.com/office/word/2012/wordml" xmlns:w16cex="http://schemas.microsoft.com/office/word/2018/wordml/cex" xmlns:w16cid="http://schemas.microsoft.com/office/word/2016/wordml/cid" xmlns:w16="http://schemas.microsoft.com/office/word/2018/wordml" xmlns:w16du="http://schemas.microsoft.com/office/word/2023/wordml/word16du" xmlns:w16sdtdh="http://schemas.microsoft.com/office/word/2020/wordml/sdtdatahash" xmlns:w16sdtfl="http://schemas.microsoft.com/office/word/2024/wordml/sdtformatlock" xmlns:w16se="http://schemas.microsoft.com/office/word/2015/wordml/symex" xmlns:wpg="http://schemas.microsoft.com/office/word/2010/wordprocessingGroup" xmlns:wpi="http://schemas.microsoft.com/office/word/2010/wordprocessingInk" xmlns:wne="http://schemas.microsoft.com/office/word/2006/wordml" xmlns:wps="http://schemas.microsoft.com/office/word/2010/wordprocessingShape" mc:Ignorable="w14 w15 w16se w16cid w16 w16cex w16sdtdh w16sdtfl w16du wp14">
   <w:abstractNum w:abstractNumId="0" w15:restartNumberingAfterBreak="0">
+    <w:nsid w:val="2F574C8E"/>
+    <w:multiLevelType w:val="multilevel"/>
+    <w:tmpl w:val="45D204E4"/>
+    <w:lvl w:ilvl="0">
+      <w:start w:val="2"/>
+      <w:numFmt w:val="decimal"/>
+      <w:lvlText w:val="%1"/>
+      <w:lvlJc w:val="left"/>
+      <w:pPr>
+        <w:ind w:left="360" w:hanging="360"/>
+      </w:pPr>
+      <w:rPr>
+        <w:rFonts w:hint="default"/>
+      </w:rPr>
+    </w:lvl>
+    <w:lvl w:ilvl="1">
+      <w:start w:val="4"/>
+      <w:numFmt w:val="decimal"/>
+      <w:lvlText w:val="%1-%2"/>
+      <w:lvlJc w:val="left"/>
+      <w:pPr>
+        <w:ind w:left="360" w:hanging="360"/>
+      </w:pPr>
+      <w:rPr>
+        <w:rFonts w:hint="default"/>
+      </w:rPr>
+    </w:lvl>
+    <w:lvl w:ilvl="2">
+      <w:start w:val="1"/>
+      <w:numFmt w:val="decimal"/>
+      <w:lvlText w:val="%1-%2.%3"/>
+      <w:lvlJc w:val="left"/>
+      <w:pPr>
+        <w:ind w:left="720" w:hanging="720"/>
+      </w:pPr>
+      <w:rPr>
+        <w:rFonts w:hint="default"/>
+      </w:rPr>
+    </w:lvl>
+    <w:lvl w:ilvl="3">
+      <w:start w:val="1"/>
+      <w:numFmt w:val="decimal"/>
+      <w:lvlText w:val="%1-%2.%3.%4"/>
+      <w:lvlJc w:val="left"/>
+      <w:pPr>
+        <w:ind w:left="1080" w:hanging="1080"/>
+      </w:pPr>
+      <w:rPr>
+        <w:rFonts w:hint="default"/>
+      </w:rPr>
+    </w:lvl>
+    <w:lvl w:ilvl="4">
+      <w:start w:val="1"/>
+      <w:numFmt w:val="decimal"/>
+      <w:lvlText w:val="%1-%2.%3.%4.%5"/>
+      <w:lvlJc w:val="left"/>
+      <w:pPr>
+        <w:ind w:left="1080" w:hanging="1080"/>
+      </w:pPr>
+      <w:rPr>
+        <w:rFonts w:hint="default"/>
+      </w:rPr>
+    </w:lvl>
+    <w:lvl w:ilvl="5">
+      <w:start w:val="1"/>
+      <w:numFmt w:val="decimal"/>
+      <w:lvlText w:val="%1-%2.%3.%4.%5.%6"/>
+      <w:lvlJc w:val="left"/>
+      <w:pPr>
+        <w:ind w:left="1440" w:hanging="1440"/>
+      </w:pPr>
+      <w:rPr>
+        <w:rFonts w:hint="default"/>
+      </w:rPr>
+    </w:lvl>
+    <w:lvl w:ilvl="6">
+      <w:start w:val="1"/>
+      <w:numFmt w:val="decimal"/>
+      <w:lvlText w:val="%1-%2.%3.%4.%5.%6.%7"/>
+      <w:lvlJc w:val="left"/>
+      <w:pPr>
+        <w:ind w:left="1440" w:hanging="1440"/>
+      </w:pPr>
+      <w:rPr>
+        <w:rFonts w:hint="default"/>
+      </w:rPr>
+    </w:lvl>
+    <w:lvl w:ilvl="7">
+      <w:start w:val="1"/>
+      <w:numFmt w:val="decimal"/>
+      <w:lvlText w:val="%1-%2.%3.%4.%5.%6.%7.%8"/>
+      <w:lvlJc w:val="left"/>
+      <w:pPr>
+        <w:ind w:left="1800" w:hanging="1800"/>
+      </w:pPr>
+      <w:rPr>
+        <w:rFonts w:hint="default"/>
+      </w:rPr>
+    </w:lvl>
+    <w:lvl w:ilvl="8">
+      <w:start w:val="1"/>
+      <w:numFmt w:val="decimal"/>
+      <w:lvlText w:val="%1-%2.%3.%4.%5.%6.%7.%8.%9"/>
+      <w:lvlJc w:val="left"/>
+      <w:pPr>
+        <w:ind w:left="1800" w:hanging="1800"/>
+      </w:pPr>
+      <w:rPr>
+        <w:rFonts w:hint="default"/>
+      </w:rPr>
+    </w:lvl>
+  </w:abstractNum>
+  <w:abstractNum w:abstractNumId="1" w15:restartNumberingAfterBreak="0">
+    <w:nsid w:val="4A816890"/>
+    <w:multiLevelType w:val="multilevel"/>
+    <w:tmpl w:val="4ABA1252"/>
+    <w:lvl w:ilvl="0">
+      <w:start w:val="1"/>
+      <w:numFmt w:val="decimal"/>
+      <w:lvlText w:val="%1."/>
+      <w:lvlJc w:val="left"/>
+      <w:pPr>
+        <w:tabs>
+          <w:tab w:val="num" w:pos="720"/>
+        </w:tabs>
+        <w:ind w:left="720" w:hanging="360"/>
+      </w:pPr>
+    </w:lvl>
+    <w:lvl w:ilvl="1" w:tentative="1">
+      <w:start w:val="1"/>
+      <w:numFmt w:val="decimal"/>
+      <w:lvlText w:val="%2."/>
+      <w:lvlJc w:val="left"/>
+      <w:pPr>
+        <w:tabs>
+          <w:tab w:val="num" w:pos="1440"/>
+        </w:tabs>
+        <w:ind w:left="1440" w:hanging="360"/>
+      </w:pPr>
+    </w:lvl>
+    <w:lvl w:ilvl="2" w:tentative="1">
+      <w:start w:val="1"/>
+      <w:numFmt w:val="decimal"/>
+      <w:lvlText w:val="%3."/>
+      <w:lvlJc w:val="left"/>
+      <w:pPr>
+        <w:tabs>
+          <w:tab w:val="num" w:pos="2160"/>
+        </w:tabs>
+        <w:ind w:left="2160" w:hanging="360"/>
+      </w:pPr>
+    </w:lvl>
+    <w:lvl w:ilvl="3" w:tentative="1">
+      <w:start w:val="1"/>
+      <w:numFmt w:val="decimal"/>
+      <w:lvlText w:val="%4."/>
+      <w:lvlJc w:val="left"/>
+      <w:pPr>
+        <w:tabs>
+          <w:tab w:val="num" w:pos="2880"/>
+        </w:tabs>
+        <w:ind w:left="2880" w:hanging="360"/>
+      </w:pPr>
+    </w:lvl>
+    <w:lvl w:ilvl="4" w:tentative="1">
+      <w:start w:val="1"/>
+      <w:numFmt w:val="decimal"/>
+      <w:lvlText w:val="%5."/>
+      <w:lvlJc w:val="left"/>
+      <w:pPr>
+        <w:tabs>
+          <w:tab w:val="num" w:pos="3600"/>
+        </w:tabs>
+        <w:ind w:left="3600" w:hanging="360"/>
+      </w:pPr>
+    </w:lvl>
+    <w:lvl w:ilvl="5" w:tentative="1">
+      <w:start w:val="1"/>
+      <w:numFmt w:val="decimal"/>
+      <w:lvlText w:val="%6."/>
+      <w:lvlJc w:val="left"/>
+      <w:pPr>
+        <w:tabs>
+          <w:tab w:val="num" w:pos="4320"/>
+        </w:tabs>
+        <w:ind w:left="4320" w:hanging="360"/>
+      </w:pPr>
+    </w:lvl>
+    <w:lvl w:ilvl="6" w:tentative="1">
+      <w:start w:val="1"/>
+      <w:numFmt w:val="decimal"/>
+      <w:lvlText w:val="%7."/>
+      <w:lvlJc w:val="left"/>
+      <w:pPr>
+        <w:tabs>
+          <w:tab w:val="num" w:pos="5040"/>
+        </w:tabs>
+        <w:ind w:left="5040" w:hanging="360"/>
+      </w:pPr>
+    </w:lvl>
+    <w:lvl w:ilvl="7" w:tentative="1">
+      <w:start w:val="1"/>
+      <w:numFmt w:val="decimal"/>
+      <w:lvlText w:val="%8."/>
+      <w:lvlJc w:val="left"/>
+      <w:pPr>
+        <w:tabs>
+          <w:tab w:val="num" w:pos="5760"/>
+        </w:tabs>
+        <w:ind w:left="5760" w:hanging="360"/>
+      </w:pPr>
+    </w:lvl>
+    <w:lvl w:ilvl="8" w:tentative="1">
+      <w:start w:val="1"/>
+      <w:numFmt w:val="decimal"/>
+      <w:lvlText w:val="%9."/>
+      <w:lvlJc w:val="left"/>
+      <w:pPr>
+        <w:tabs>
+          <w:tab w:val="num" w:pos="6480"/>
+        </w:tabs>
+        <w:ind w:left="6480" w:hanging="360"/>
+      </w:pPr>
+    </w:lvl>
+  </w:abstractNum>
+  <w:abstractNum w:abstractNumId="2" w15:restartNumberingAfterBreak="0">
     <w:nsid w:val="50BD1B7C"/>
     <w:multiLevelType w:val="multilevel"/>
     <w:tmpl w:val="5540F0F2"/>
@@ -1073,7 +1685,7 @@
       </w:rPr>
     </w:lvl>
   </w:abstractNum>
-  <w:abstractNum w:abstractNumId="1" w15:restartNumberingAfterBreak="0">
+  <w:abstractNum w:abstractNumId="3" w15:restartNumberingAfterBreak="0">
     <w:nsid w:val="623E37EF"/>
     <w:multiLevelType w:val="hybridMultilevel"/>
     <w:tmpl w:val="E1ECD778"/>
@@ -1186,7 +1798,7 @@
       </w:rPr>
     </w:lvl>
   </w:abstractNum>
-  <w:abstractNum w:abstractNumId="2" w15:restartNumberingAfterBreak="0">
+  <w:abstractNum w:abstractNumId="4" w15:restartNumberingAfterBreak="0">
     <w:nsid w:val="6CA13535"/>
     <w:multiLevelType w:val="multilevel"/>
     <w:tmpl w:val="C6EE2AD4"/>
@@ -1308,14 +1920,172 @@
       </w:rPr>
     </w:lvl>
   </w:abstractNum>
+  <w:abstractNum w:abstractNumId="5" w15:restartNumberingAfterBreak="0">
+    <w:nsid w:val="779F6397"/>
+    <w:multiLevelType w:val="multilevel"/>
+    <w:tmpl w:val="AD26125A"/>
+    <w:lvl w:ilvl="0">
+      <w:start w:val="1"/>
+      <w:numFmt w:val="bullet"/>
+      <w:lvlText w:val=""/>
+      <w:lvlJc w:val="left"/>
+      <w:pPr>
+        <w:tabs>
+          <w:tab w:val="num" w:pos="720"/>
+        </w:tabs>
+        <w:ind w:left="720" w:hanging="360"/>
+      </w:pPr>
+      <w:rPr>
+        <w:rFonts w:ascii="Symbol" w:hAnsi="Symbol" w:hint="default"/>
+        <w:sz w:val="20"/>
+      </w:rPr>
+    </w:lvl>
+    <w:lvl w:ilvl="1" w:tentative="1">
+      <w:start w:val="1"/>
+      <w:numFmt w:val="bullet"/>
+      <w:lvlText w:val="o"/>
+      <w:lvlJc w:val="left"/>
+      <w:pPr>
+        <w:tabs>
+          <w:tab w:val="num" w:pos="1440"/>
+        </w:tabs>
+        <w:ind w:left="1440" w:hanging="360"/>
+      </w:pPr>
+      <w:rPr>
+        <w:rFonts w:ascii="Courier New" w:hAnsi="Courier New" w:hint="default"/>
+        <w:sz w:val="20"/>
+      </w:rPr>
+    </w:lvl>
+    <w:lvl w:ilvl="2" w:tentative="1">
+      <w:start w:val="1"/>
+      <w:numFmt w:val="bullet"/>
+      <w:lvlText w:val=""/>
+      <w:lvlJc w:val="left"/>
+      <w:pPr>
+        <w:tabs>
+          <w:tab w:val="num" w:pos="2160"/>
+        </w:tabs>
+        <w:ind w:left="2160" w:hanging="360"/>
+      </w:pPr>
+      <w:rPr>
+        <w:rFonts w:ascii="Wingdings" w:hAnsi="Wingdings" w:hint="default"/>
+        <w:sz w:val="20"/>
+      </w:rPr>
+    </w:lvl>
+    <w:lvl w:ilvl="3" w:tentative="1">
+      <w:start w:val="1"/>
+      <w:numFmt w:val="bullet"/>
+      <w:lvlText w:val=""/>
+      <w:lvlJc w:val="left"/>
+      <w:pPr>
+        <w:tabs>
+          <w:tab w:val="num" w:pos="2880"/>
+        </w:tabs>
+        <w:ind w:left="2880" w:hanging="360"/>
+      </w:pPr>
+      <w:rPr>
+        <w:rFonts w:ascii="Wingdings" w:hAnsi="Wingdings" w:hint="default"/>
+        <w:sz w:val="20"/>
+      </w:rPr>
+    </w:lvl>
+    <w:lvl w:ilvl="4" w:tentative="1">
+      <w:start w:val="1"/>
+      <w:numFmt w:val="bullet"/>
+      <w:lvlText w:val=""/>
+      <w:lvlJc w:val="left"/>
+      <w:pPr>
+        <w:tabs>
+          <w:tab w:val="num" w:pos="3600"/>
+        </w:tabs>
+        <w:ind w:left="3600" w:hanging="360"/>
+      </w:pPr>
+      <w:rPr>
+        <w:rFonts w:ascii="Wingdings" w:hAnsi="Wingdings" w:hint="default"/>
+        <w:sz w:val="20"/>
+      </w:rPr>
+    </w:lvl>
+    <w:lvl w:ilvl="5" w:tentative="1">
+      <w:start w:val="1"/>
+      <w:numFmt w:val="bullet"/>
+      <w:lvlText w:val=""/>
+      <w:lvlJc w:val="left"/>
+      <w:pPr>
+        <w:tabs>
+          <w:tab w:val="num" w:pos="4320"/>
+        </w:tabs>
+        <w:ind w:left="4320" w:hanging="360"/>
+      </w:pPr>
+      <w:rPr>
+        <w:rFonts w:ascii="Wingdings" w:hAnsi="Wingdings" w:hint="default"/>
+        <w:sz w:val="20"/>
+      </w:rPr>
+    </w:lvl>
+    <w:lvl w:ilvl="6" w:tentative="1">
+      <w:start w:val="1"/>
+      <w:numFmt w:val="bullet"/>
+      <w:lvlText w:val=""/>
+      <w:lvlJc w:val="left"/>
+      <w:pPr>
+        <w:tabs>
+          <w:tab w:val="num" w:pos="5040"/>
+        </w:tabs>
+        <w:ind w:left="5040" w:hanging="360"/>
+      </w:pPr>
+      <w:rPr>
+        <w:rFonts w:ascii="Wingdings" w:hAnsi="Wingdings" w:hint="default"/>
+        <w:sz w:val="20"/>
+      </w:rPr>
+    </w:lvl>
+    <w:lvl w:ilvl="7" w:tentative="1">
+      <w:start w:val="1"/>
+      <w:numFmt w:val="bullet"/>
+      <w:lvlText w:val=""/>
+      <w:lvlJc w:val="left"/>
+      <w:pPr>
+        <w:tabs>
+          <w:tab w:val="num" w:pos="5760"/>
+        </w:tabs>
+        <w:ind w:left="5760" w:hanging="360"/>
+      </w:pPr>
+      <w:rPr>
+        <w:rFonts w:ascii="Wingdings" w:hAnsi="Wingdings" w:hint="default"/>
+        <w:sz w:val="20"/>
+      </w:rPr>
+    </w:lvl>
+    <w:lvl w:ilvl="8" w:tentative="1">
+      <w:start w:val="1"/>
+      <w:numFmt w:val="bullet"/>
+      <w:lvlText w:val=""/>
+      <w:lvlJc w:val="left"/>
+      <w:pPr>
+        <w:tabs>
+          <w:tab w:val="num" w:pos="6480"/>
+        </w:tabs>
+        <w:ind w:left="6480" w:hanging="360"/>
+      </w:pPr>
+      <w:rPr>
+        <w:rFonts w:ascii="Wingdings" w:hAnsi="Wingdings" w:hint="default"/>
+        <w:sz w:val="20"/>
+      </w:rPr>
+    </w:lvl>
+  </w:abstractNum>
   <w:num w:numId="1" w16cid:durableId="388115280">
-    <w:abstractNumId w:val="0"/>
+    <w:abstractNumId w:val="2"/>
   </w:num>
   <w:num w:numId="2" w16cid:durableId="1134248469">
-    <w:abstractNumId w:val="2"/>
+    <w:abstractNumId w:val="4"/>
   </w:num>
   <w:num w:numId="3" w16cid:durableId="453524316">
+    <w:abstractNumId w:val="3"/>
+  </w:num>
+  <w:num w:numId="4" w16cid:durableId="810826662">
+    <w:abstractNumId w:val="5"/>
+  </w:num>
+  <w:num w:numId="5" w16cid:durableId="689525242">
     <w:abstractNumId w:val="1"/>
+  </w:num>
+  <w:num w:numId="6" w16cid:durableId="1838812105">
+    <w:abstractNumId w:val="0"/>
   </w:num>
 </w:numbering>
 </file>

--- a/avancement.docx
+++ b/avancement.docx
@@ -6,22 +6,600 @@
       <w:pPr>
         <w:pStyle w:val="Titre1"/>
       </w:pPr>
-      <w:r>
-        <w:t>Docker</w:t>
-      </w:r>
-    </w:p>
-    <w:p>
+      <w:bookmarkStart w:id="0" w:name="_Toc212558971"/>
+      <w:r>
+        <w:t xml:space="preserve">Rapport de Projet DevOps </w:t>
+      </w:r>
+      <w:r>
+        <w:t>: Docker,</w:t>
+      </w:r>
+      <w:r>
+        <w:t xml:space="preserve"> </w:t>
+      </w:r>
       <w:proofErr w:type="spellStart"/>
       <w:r>
-        <w:t>Build</w:t>
+        <w:t>Github</w:t>
       </w:r>
       <w:proofErr w:type="spellEnd"/>
       <w:r>
-        <w:t xml:space="preserve"> the image : </w:t>
-      </w:r>
-    </w:p>
-    <w:p>
-      <w:r>
+        <w:t xml:space="preserve"> Action, Ansible</w:t>
+      </w:r>
+      <w:bookmarkEnd w:id="0"/>
+    </w:p>
+    <w:p>
+      <w:pPr>
+        <w:pStyle w:val="NormalWeb"/>
+        <w:spacing w:before="0" w:beforeAutospacing="0" w:after="0" w:afterAutospacing="0"/>
+      </w:pPr>
+      <w:r>
+        <w:rPr>
+          <w:rFonts w:ascii="Arial" w:hAnsi="Arial" w:cs="Arial"/>
+          <w:color w:val="000000"/>
+          <w:sz w:val="22"/>
+          <w:szCs w:val="22"/>
+        </w:rPr>
+        <w:t>Auteur : Dors Sébastien</w:t>
+      </w:r>
+      <w:r>
+        <w:t xml:space="preserve"> - </w:t>
+      </w:r>
+      <w:r>
+        <w:rPr>
+          <w:rFonts w:ascii="Arial" w:hAnsi="Arial" w:cs="Arial"/>
+          <w:color w:val="000000"/>
+          <w:sz w:val="22"/>
+          <w:szCs w:val="22"/>
+        </w:rPr>
+        <w:t>Date : 28 octobre 2025</w:t>
+      </w:r>
+      <w:r>
+        <w:t xml:space="preserve"> - </w:t>
+      </w:r>
+      <w:r>
+        <w:rPr>
+          <w:rFonts w:ascii="Arial" w:hAnsi="Arial" w:cs="Arial"/>
+          <w:color w:val="000000"/>
+          <w:sz w:val="22"/>
+          <w:szCs w:val="22"/>
+        </w:rPr>
+        <w:t>Cours : DevOps</w:t>
+      </w:r>
+    </w:p>
+    <w:p>
+      <w:pPr>
+        <w:pStyle w:val="Titre2"/>
+      </w:pPr>
+      <w:bookmarkStart w:id="1" w:name="_Toc212558972"/>
+      <w:r>
+        <w:t>Introduction</w:t>
+      </w:r>
+      <w:bookmarkEnd w:id="1"/>
+    </w:p>
+    <w:p>
+      <w:r>
+        <w:t>Ce document détaille les étapes réalisées lors des trois travaux pratiques (TP) visant à construire, tester et déployer une application 3-tiers (Base de données, API Backend, Serveur HTTP). L'objectif était de maîtriser la chaîne DevOps complète, de la conteneurisation avec Docker à l'intégration continue (CI/CD) avec GitHub Actions, jusqu'au déploiement automatisé avec Ansible.</w:t>
+      </w:r>
+    </w:p>
+    <w:sdt>
+      <w:sdtPr>
+        <w:rPr>
+          <w:rFonts w:asciiTheme="minorHAnsi" w:eastAsiaTheme="minorHAnsi" w:hAnsiTheme="minorHAnsi" w:cstheme="minorBidi"/>
+          <w:color w:val="auto"/>
+          <w:kern w:val="2"/>
+          <w:sz w:val="24"/>
+          <w:szCs w:val="24"/>
+          <w:lang w:eastAsia="en-US"/>
+          <w14:ligatures w14:val="standardContextual"/>
+        </w:rPr>
+        <w:id w:val="419607698"/>
+        <w:docPartObj>
+          <w:docPartGallery w:val="Table of Contents"/>
+          <w:docPartUnique/>
+        </w:docPartObj>
+      </w:sdtPr>
+      <w:sdtEndPr>
+        <w:rPr>
+          <w:b/>
+          <w:bCs/>
+        </w:rPr>
+      </w:sdtEndPr>
+      <w:sdtContent>
+        <w:p>
+          <w:pPr>
+            <w:pStyle w:val="En-ttedetabledesmatires"/>
+          </w:pPr>
+          <w:r>
+            <w:t>Table des matières</w:t>
+          </w:r>
+        </w:p>
+        <w:p>
+          <w:pPr>
+            <w:pStyle w:val="TM1"/>
+            <w:tabs>
+              <w:tab w:val="right" w:leader="dot" w:pos="9062"/>
+            </w:tabs>
+            <w:rPr>
+              <w:rFonts w:eastAsiaTheme="minorEastAsia"/>
+              <w:noProof/>
+              <w:lang w:eastAsia="fr-FR"/>
+            </w:rPr>
+          </w:pPr>
+          <w:r>
+            <w:fldChar w:fldCharType="begin"/>
+          </w:r>
+          <w:r>
+            <w:instrText xml:space="preserve"> TOC \o "1-3" \h \z \u </w:instrText>
+          </w:r>
+          <w:r>
+            <w:fldChar w:fldCharType="separate"/>
+          </w:r>
+          <w:hyperlink w:anchor="_Toc212558971" w:history="1">
+            <w:r>
+              <w:rPr>
+                <w:rStyle w:val="Lienhypertexte"/>
+                <w:noProof/>
+              </w:rPr>
+              <w:t>Rapport de Projet DevOps : Docker, Github Action, Ansible</w:t>
+            </w:r>
+            <w:r>
+              <w:rPr>
+                <w:noProof/>
+                <w:webHidden/>
+              </w:rPr>
+              <w:tab/>
+            </w:r>
+            <w:r>
+              <w:rPr>
+                <w:noProof/>
+                <w:webHidden/>
+              </w:rPr>
+              <w:fldChar w:fldCharType="begin"/>
+            </w:r>
+            <w:r>
+              <w:rPr>
+                <w:noProof/>
+                <w:webHidden/>
+              </w:rPr>
+              <w:instrText xml:space="preserve"> PAGEREF _Toc212558971 \h </w:instrText>
+            </w:r>
+            <w:r>
+              <w:rPr>
+                <w:noProof/>
+                <w:webHidden/>
+              </w:rPr>
+            </w:r>
+            <w:r>
+              <w:rPr>
+                <w:noProof/>
+                <w:webHidden/>
+              </w:rPr>
+              <w:fldChar w:fldCharType="separate"/>
+            </w:r>
+            <w:r>
+              <w:rPr>
+                <w:noProof/>
+                <w:webHidden/>
+              </w:rPr>
+              <w:t>1</w:t>
+            </w:r>
+            <w:r>
+              <w:rPr>
+                <w:noProof/>
+                <w:webHidden/>
+              </w:rPr>
+              <w:fldChar w:fldCharType="end"/>
+            </w:r>
+          </w:hyperlink>
+        </w:p>
+        <w:p>
+          <w:pPr>
+            <w:pStyle w:val="TM2"/>
+            <w:tabs>
+              <w:tab w:val="right" w:leader="dot" w:pos="9062"/>
+            </w:tabs>
+            <w:rPr>
+              <w:rFonts w:eastAsiaTheme="minorEastAsia"/>
+              <w:noProof/>
+              <w:lang w:eastAsia="fr-FR"/>
+            </w:rPr>
+          </w:pPr>
+          <w:hyperlink w:anchor="_Toc212558972" w:history="1">
+            <w:r>
+              <w:rPr>
+                <w:rStyle w:val="Lienhypertexte"/>
+                <w:noProof/>
+              </w:rPr>
+              <w:t>Introduction</w:t>
+            </w:r>
+            <w:r>
+              <w:rPr>
+                <w:noProof/>
+                <w:webHidden/>
+              </w:rPr>
+              <w:tab/>
+            </w:r>
+            <w:r>
+              <w:rPr>
+                <w:noProof/>
+                <w:webHidden/>
+              </w:rPr>
+              <w:fldChar w:fldCharType="begin"/>
+            </w:r>
+            <w:r>
+              <w:rPr>
+                <w:noProof/>
+                <w:webHidden/>
+              </w:rPr>
+              <w:instrText xml:space="preserve"> PAGEREF _Toc212558972 \h </w:instrText>
+            </w:r>
+            <w:r>
+              <w:rPr>
+                <w:noProof/>
+                <w:webHidden/>
+              </w:rPr>
+            </w:r>
+            <w:r>
+              <w:rPr>
+                <w:noProof/>
+                <w:webHidden/>
+              </w:rPr>
+              <w:fldChar w:fldCharType="separate"/>
+            </w:r>
+            <w:r>
+              <w:rPr>
+                <w:noProof/>
+                <w:webHidden/>
+              </w:rPr>
+              <w:t>1</w:t>
+            </w:r>
+            <w:r>
+              <w:rPr>
+                <w:noProof/>
+                <w:webHidden/>
+              </w:rPr>
+              <w:fldChar w:fldCharType="end"/>
+            </w:r>
+          </w:hyperlink>
+        </w:p>
+        <w:p>
+          <w:pPr>
+            <w:pStyle w:val="TM1"/>
+            <w:tabs>
+              <w:tab w:val="right" w:leader="dot" w:pos="9062"/>
+            </w:tabs>
+            <w:rPr>
+              <w:rFonts w:eastAsiaTheme="minorEastAsia"/>
+              <w:noProof/>
+              <w:lang w:eastAsia="fr-FR"/>
+            </w:rPr>
+          </w:pPr>
+          <w:hyperlink w:anchor="_Toc212558973" w:history="1">
+            <w:r>
+              <w:rPr>
+                <w:rStyle w:val="Lienhypertexte"/>
+                <w:noProof/>
+              </w:rPr>
+              <w:t>Partie 1: Docker</w:t>
+            </w:r>
+            <w:r>
+              <w:rPr>
+                <w:noProof/>
+                <w:webHidden/>
+              </w:rPr>
+              <w:tab/>
+            </w:r>
+            <w:r>
+              <w:rPr>
+                <w:noProof/>
+                <w:webHidden/>
+              </w:rPr>
+              <w:fldChar w:fldCharType="begin"/>
+            </w:r>
+            <w:r>
+              <w:rPr>
+                <w:noProof/>
+                <w:webHidden/>
+              </w:rPr>
+              <w:instrText xml:space="preserve"> PAGEREF _Toc212558973 \h </w:instrText>
+            </w:r>
+            <w:r>
+              <w:rPr>
+                <w:noProof/>
+                <w:webHidden/>
+              </w:rPr>
+            </w:r>
+            <w:r>
+              <w:rPr>
+                <w:noProof/>
+                <w:webHidden/>
+              </w:rPr>
+              <w:fldChar w:fldCharType="separate"/>
+            </w:r>
+            <w:r>
+              <w:rPr>
+                <w:noProof/>
+                <w:webHidden/>
+              </w:rPr>
+              <w:t>2</w:t>
+            </w:r>
+            <w:r>
+              <w:rPr>
+                <w:noProof/>
+                <w:webHidden/>
+              </w:rPr>
+              <w:fldChar w:fldCharType="end"/>
+            </w:r>
+          </w:hyperlink>
+        </w:p>
+        <w:p>
+          <w:pPr>
+            <w:pStyle w:val="TM2"/>
+            <w:tabs>
+              <w:tab w:val="right" w:leader="dot" w:pos="9062"/>
+            </w:tabs>
+            <w:rPr>
+              <w:rFonts w:eastAsiaTheme="minorEastAsia"/>
+              <w:noProof/>
+              <w:lang w:eastAsia="fr-FR"/>
+            </w:rPr>
+          </w:pPr>
+          <w:hyperlink w:anchor="_Toc212558974" w:history="1">
+            <w:r>
+              <w:rPr>
+                <w:rStyle w:val="Lienhypertexte"/>
+                <w:noProof/>
+              </w:rPr>
+              <w:t>1.1 Base de données</w:t>
+            </w:r>
+            <w:r>
+              <w:rPr>
+                <w:noProof/>
+                <w:webHidden/>
+              </w:rPr>
+              <w:tab/>
+            </w:r>
+            <w:r>
+              <w:rPr>
+                <w:noProof/>
+                <w:webHidden/>
+              </w:rPr>
+              <w:fldChar w:fldCharType="begin"/>
+            </w:r>
+            <w:r>
+              <w:rPr>
+                <w:noProof/>
+                <w:webHidden/>
+              </w:rPr>
+              <w:instrText xml:space="preserve"> PAGEREF _Toc212558974 \h </w:instrText>
+            </w:r>
+            <w:r>
+              <w:rPr>
+                <w:noProof/>
+                <w:webHidden/>
+              </w:rPr>
+            </w:r>
+            <w:r>
+              <w:rPr>
+                <w:noProof/>
+                <w:webHidden/>
+              </w:rPr>
+              <w:fldChar w:fldCharType="separate"/>
+            </w:r>
+            <w:r>
+              <w:rPr>
+                <w:noProof/>
+                <w:webHidden/>
+              </w:rPr>
+              <w:t>2</w:t>
+            </w:r>
+            <w:r>
+              <w:rPr>
+                <w:noProof/>
+                <w:webHidden/>
+              </w:rPr>
+              <w:fldChar w:fldCharType="end"/>
+            </w:r>
+          </w:hyperlink>
+        </w:p>
+        <w:p>
+          <w:pPr>
+            <w:pStyle w:val="TM2"/>
+            <w:tabs>
+              <w:tab w:val="right" w:leader="dot" w:pos="9062"/>
+            </w:tabs>
+            <w:rPr>
+              <w:rFonts w:eastAsiaTheme="minorEastAsia"/>
+              <w:noProof/>
+              <w:lang w:eastAsia="fr-FR"/>
+            </w:rPr>
+          </w:pPr>
+          <w:hyperlink w:anchor="_Toc212558975" w:history="1">
+            <w:r>
+              <w:rPr>
+                <w:rStyle w:val="Lienhypertexte"/>
+                <w:noProof/>
+                <w:lang w:val="en-US"/>
+              </w:rPr>
+              <w:t>Backend API</w:t>
+            </w:r>
+            <w:r>
+              <w:rPr>
+                <w:noProof/>
+                <w:webHidden/>
+              </w:rPr>
+              <w:tab/>
+            </w:r>
+            <w:r>
+              <w:rPr>
+                <w:noProof/>
+                <w:webHidden/>
+              </w:rPr>
+              <w:fldChar w:fldCharType="begin"/>
+            </w:r>
+            <w:r>
+              <w:rPr>
+                <w:noProof/>
+                <w:webHidden/>
+              </w:rPr>
+              <w:instrText xml:space="preserve"> PAGEREF _Toc212558975 \h </w:instrText>
+            </w:r>
+            <w:r>
+              <w:rPr>
+                <w:noProof/>
+                <w:webHidden/>
+              </w:rPr>
+            </w:r>
+            <w:r>
+              <w:rPr>
+                <w:noProof/>
+                <w:webHidden/>
+              </w:rPr>
+              <w:fldChar w:fldCharType="separate"/>
+            </w:r>
+            <w:r>
+              <w:rPr>
+                <w:noProof/>
+                <w:webHidden/>
+              </w:rPr>
+              <w:t>4</w:t>
+            </w:r>
+            <w:r>
+              <w:rPr>
+                <w:noProof/>
+                <w:webHidden/>
+              </w:rPr>
+              <w:fldChar w:fldCharType="end"/>
+            </w:r>
+          </w:hyperlink>
+        </w:p>
+        <w:p>
+          <w:r>
+            <w:rPr>
+              <w:b/>
+              <w:bCs/>
+            </w:rPr>
+            <w:fldChar w:fldCharType="end"/>
+          </w:r>
+        </w:p>
+      </w:sdtContent>
+    </w:sdt>
+    <w:p>
+      <w:pPr>
+        <w:rPr>
+          <w:rFonts w:asciiTheme="majorHAnsi" w:eastAsiaTheme="majorEastAsia" w:hAnsiTheme="majorHAnsi" w:cstheme="majorBidi"/>
+          <w:color w:val="0F4761" w:themeColor="accent1" w:themeShade="BF"/>
+          <w:sz w:val="40"/>
+          <w:szCs w:val="40"/>
+        </w:rPr>
+      </w:pPr>
+      <w:r>
+        <w:br w:type="page"/>
+      </w:r>
+    </w:p>
+    <w:p>
+      <w:pPr>
+        <w:pStyle w:val="Titre1"/>
+      </w:pPr>
+      <w:bookmarkStart w:id="2" w:name="_Toc212558973"/>
+      <w:r>
+        <w:lastRenderedPageBreak/>
+        <w:t>Partie 1: Docker</w:t>
+      </w:r>
+      <w:bookmarkEnd w:id="2"/>
+      <w:r>
+        <w:t xml:space="preserve"> </w:t>
+      </w:r>
+    </w:p>
+    <w:p>
+      <w:r>
+        <w:t>L'objectif de ce premier TP était de conteneuriser chaque composant de notre application 3-tiers et de les orchestrer à l'aide de Docker Compose.</w:t>
+      </w:r>
+    </w:p>
+    <w:p>
+      <w:pPr>
+        <w:pStyle w:val="Titre2"/>
+        <w:numPr>
+          <w:ilvl w:val="1"/>
+          <w:numId w:val="18"/>
+        </w:numPr>
+      </w:pPr>
+      <w:bookmarkStart w:id="3" w:name="_Toc212558974"/>
+      <w:r>
+        <w:t>Base de données</w:t>
+      </w:r>
+      <w:bookmarkEnd w:id="3"/>
+    </w:p>
+    <w:p>
+      <w:pPr>
+        <w:jc w:val="center"/>
+      </w:pPr>
+      <w:r>
+        <w:rPr>
+          <w:noProof/>
+        </w:rPr>
+        <w:drawing>
+          <wp:inline distT="0" distB="0" distL="0" distR="0" wp14:anchorId="3422DD80" wp14:editId="09C2EB81">
+            <wp:extent cx="3499406" cy="1464097"/>
+            <wp:effectExtent l="0" t="0" r="0" b="3175"/>
+            <wp:docPr id="25101639" name="Image 2"/>
+            <wp:cNvGraphicFramePr>
+              <a:graphicFrameLocks xmlns:a="http://schemas.openxmlformats.org/drawingml/2006/main" noChangeAspect="1"/>
+            </wp:cNvGraphicFramePr>
+            <a:graphic xmlns:a="http://schemas.openxmlformats.org/drawingml/2006/main">
+              <a:graphicData uri="http://schemas.openxmlformats.org/drawingml/2006/picture">
+                <pic:pic xmlns:pic="http://schemas.openxmlformats.org/drawingml/2006/picture">
+                  <pic:nvPicPr>
+                    <pic:cNvPr id="0" name="Picture 98"/>
+                    <pic:cNvPicPr>
+                      <a:picLocks noChangeAspect="1" noChangeArrowheads="1"/>
+                    </pic:cNvPicPr>
+                  </pic:nvPicPr>
+                  <pic:blipFill>
+                    <a:blip r:embed="rId6" cstate="print">
+                      <a:extLst>
+                        <a:ext uri="{28A0092B-C50C-407E-A947-70E740481C1C}">
+                          <a14:useLocalDpi xmlns:a14="http://schemas.microsoft.com/office/drawing/2010/main" val="0"/>
+                        </a:ext>
+                      </a:extLst>
+                    </a:blip>
+                    <a:srcRect/>
+                    <a:stretch>
+                      <a:fillRect/>
+                    </a:stretch>
+                  </pic:blipFill>
+                  <pic:spPr bwMode="auto">
+                    <a:xfrm>
+                      <a:off x="0" y="0"/>
+                      <a:ext cx="3560128" cy="1489502"/>
+                    </a:xfrm>
+                    <a:prstGeom prst="rect">
+                      <a:avLst/>
+                    </a:prstGeom>
+                    <a:noFill/>
+                    <a:ln>
+                      <a:noFill/>
+                    </a:ln>
+                  </pic:spPr>
+                </pic:pic>
+              </a:graphicData>
+            </a:graphic>
+          </wp:inline>
+        </w:drawing>
+      </w:r>
+    </w:p>
+    <w:p>
+      <w:r>
+        <w:rPr>
+          <w:lang w:val="en-US"/>
+        </w:rPr>
+        <w:t xml:space="preserve">Build the image : </w:t>
+      </w:r>
+    </w:p>
+    <w:p>
+      <w:r>
+        <w:rPr>
+          <w:noProof/>
+        </w:rPr>
         <w:drawing>
           <wp:inline distT="0" distB="0" distL="0" distR="0" wp14:anchorId="137C58A4" wp14:editId="1C4B480A">
             <wp:extent cx="5760720" cy="1982470"/>
@@ -38,7 +616,7 @@
                     <pic:cNvPicPr/>
                   </pic:nvPicPr>
                   <pic:blipFill>
-                    <a:blip r:embed="rId5"/>
+                    <a:blip r:embed="rId7"/>
                     <a:stretch>
                       <a:fillRect/>
                     </a:stretch>
@@ -60,7 +638,15 @@
       </w:r>
     </w:p>
     <w:p>
-      <w:r>
+      <w:pPr>
+        <w:rPr>
+          <w:lang w:val="en-US"/>
+        </w:rPr>
+      </w:pPr>
+      <w:r>
+        <w:rPr>
+          <w:lang w:val="en-US"/>
+        </w:rPr>
         <w:t xml:space="preserve">Start the container : </w:t>
       </w:r>
     </w:p>
@@ -72,32 +658,58 @@
       </w:pPr>
       <w:r>
         <w:rPr>
-          <w:lang w:val="en-US"/>
-        </w:rPr>
-        <w:t xml:space="preserve">docker run -p 8888:5000 --name tp1_database </w:t>
-      </w:r>
-      <w:proofErr w:type="spellStart"/>
-      <w:r>
-        <w:rPr>
-          <w:lang w:val="en-US"/>
-        </w:rPr>
-        <w:t>sebdors</w:t>
-      </w:r>
-      <w:proofErr w:type="spellEnd"/>
-      <w:r>
-        <w:rPr>
-          <w:lang w:val="en-US"/>
-        </w:rPr>
-        <w:t>/tp1/</w:t>
-      </w:r>
-      <w:proofErr w:type="spellStart"/>
-      <w:r>
-        <w:rPr>
-          <w:lang w:val="en-US"/>
-        </w:rPr>
-        <w:t>db</w:t>
-      </w:r>
-      <w:proofErr w:type="spellEnd"/>
+          <w:noProof/>
+          <w:lang w:val="en-US"/>
+        </w:rPr>
+        <w:drawing>
+          <wp:inline distT="0" distB="0" distL="0" distR="0" wp14:anchorId="4F772495" wp14:editId="643FDC94">
+            <wp:extent cx="2140648" cy="1111495"/>
+            <wp:effectExtent l="0" t="0" r="0" b="0"/>
+            <wp:docPr id="1748460397" name="Image 3"/>
+            <wp:cNvGraphicFramePr>
+              <a:graphicFrameLocks xmlns:a="http://schemas.openxmlformats.org/drawingml/2006/main" noChangeAspect="1"/>
+            </wp:cNvGraphicFramePr>
+            <a:graphic xmlns:a="http://schemas.openxmlformats.org/drawingml/2006/main">
+              <a:graphicData uri="http://schemas.openxmlformats.org/drawingml/2006/picture">
+                <pic:pic xmlns:pic="http://schemas.openxmlformats.org/drawingml/2006/picture">
+                  <pic:nvPicPr>
+                    <pic:cNvPr id="0" name="Picture 99"/>
+                    <pic:cNvPicPr>
+                      <a:picLocks noChangeAspect="1" noChangeArrowheads="1"/>
+                    </pic:cNvPicPr>
+                  </pic:nvPicPr>
+                  <pic:blipFill>
+                    <a:blip r:embed="rId8" cstate="print">
+                      <a:extLst>
+                        <a:ext uri="{28A0092B-C50C-407E-A947-70E740481C1C}">
+                          <a14:useLocalDpi xmlns:a14="http://schemas.microsoft.com/office/drawing/2010/main" val="0"/>
+                        </a:ext>
+                      </a:extLst>
+                    </a:blip>
+                    <a:srcRect/>
+                    <a:stretch>
+                      <a:fillRect/>
+                    </a:stretch>
+                  </pic:blipFill>
+                  <pic:spPr bwMode="auto">
+                    <a:xfrm>
+                      <a:off x="0" y="0"/>
+                      <a:ext cx="2165858" cy="1124585"/>
+                    </a:xfrm>
+                    <a:prstGeom prst="rect">
+                      <a:avLst/>
+                    </a:prstGeom>
+                    <a:noFill/>
+                    <a:ln>
+                      <a:noFill/>
+                    </a:ln>
+                  </pic:spPr>
+                </pic:pic>
+              </a:graphicData>
+            </a:graphic>
+          </wp:inline>
+        </w:drawing>
+      </w:r>
     </w:p>
     <w:p>
       <w:pPr>
@@ -120,8 +732,10 @@
       </w:pPr>
       <w:r>
         <w:rPr>
-          <w:lang w:val="en-US"/>
-        </w:rPr>
+          <w:noProof/>
+          <w:lang w:val="en-US"/>
+        </w:rPr>
+        <w:lastRenderedPageBreak/>
         <w:drawing>
           <wp:inline distT="0" distB="0" distL="0" distR="0" wp14:anchorId="6C828469" wp14:editId="64A136B7">
             <wp:extent cx="5760720" cy="3021330"/>
@@ -138,7 +752,7 @@
                     <pic:cNvPicPr/>
                   </pic:nvPicPr>
                   <pic:blipFill>
-                    <a:blip r:embed="rId6"/>
+                    <a:blip r:embed="rId9"/>
                     <a:stretch>
                       <a:fillRect/>
                     </a:stretch>
@@ -160,19 +774,35 @@
       </w:r>
     </w:p>
     <w:p>
-      <w:pPr>
-        <w:rPr>
-          <w:lang w:val="en-US"/>
-        </w:rPr>
-      </w:pPr>
-      <w:r>
-        <w:rPr>
-          <w:lang w:val="en-US"/>
-        </w:rPr>
-        <w:t xml:space="preserve">Check that everything </w:t>
-      </w:r>
-      <w:r>
-        <w:rPr>
+      <w:r>
+        <w:t xml:space="preserve">Pour </w:t>
+      </w:r>
+      <w:proofErr w:type="spellStart"/>
+      <w:r>
+        <w:t>verifier</w:t>
+      </w:r>
+      <w:proofErr w:type="spellEnd"/>
+      <w:r>
+        <w:t xml:space="preserve"> que tout f</w:t>
+      </w:r>
+      <w:r>
+        <w:t xml:space="preserve">onctionne parfaitement, j’utilise la commande docker </w:t>
+      </w:r>
+      <w:proofErr w:type="spellStart"/>
+      <w:r>
+        <w:t>ps</w:t>
+      </w:r>
+      <w:proofErr w:type="spellEnd"/>
+    </w:p>
+    <w:p>
+      <w:pPr>
+        <w:rPr>
+          <w:lang w:val="en-US"/>
+        </w:rPr>
+      </w:pPr>
+      <w:r>
+        <w:rPr>
+          <w:noProof/>
           <w:lang w:val="en-US"/>
         </w:rPr>
         <w:drawing>
@@ -191,7 +821,7 @@
                     <pic:cNvPicPr/>
                   </pic:nvPicPr>
                   <pic:blipFill>
-                    <a:blip r:embed="rId7"/>
+                    <a:blip r:embed="rId10"/>
                     <a:stretch>
                       <a:fillRect/>
                     </a:stretch>
@@ -213,91 +843,199 @@
       </w:r>
     </w:p>
     <w:p>
-      <w:pPr>
-        <w:rPr>
-          <w:lang w:val="en-US"/>
-        </w:rPr>
-      </w:pPr>
-      <w:r>
-        <w:rPr>
-          <w:lang w:val="en-US"/>
-        </w:rPr>
-        <w:t>docker network create app-network</w:t>
-      </w:r>
-      <w:r>
-        <w:rPr>
-          <w:lang w:val="en-US"/>
-        </w:rPr>
+      <w:r>
+        <w:t xml:space="preserve">Je créé mon network </w:t>
+      </w:r>
+      <w:r>
+        <w:t>"</w:t>
+      </w:r>
+      <w:r>
+        <w:t>app-</w:t>
+      </w:r>
+      <w:r>
+        <w:t xml:space="preserve">network" </w:t>
+      </w:r>
+    </w:p>
+    <w:p>
+      <w:pPr>
+        <w:rPr>
+          <w:lang w:val="en-US"/>
+        </w:rPr>
+      </w:pPr>
+      <w:r>
+        <w:rPr>
+          <w:noProof/>
+          <w:lang w:val="en-US"/>
+        </w:rPr>
+        <w:drawing>
+          <wp:inline distT="0" distB="0" distL="0" distR="0" wp14:anchorId="73D4103E" wp14:editId="03C15F2F">
+            <wp:extent cx="5760720" cy="250825"/>
+            <wp:effectExtent l="0" t="0" r="0" b="0"/>
+            <wp:docPr id="1827329590" name="Image 1"/>
+            <wp:cNvGraphicFramePr>
+              <a:graphicFrameLocks xmlns:a="http://schemas.openxmlformats.org/drawingml/2006/main" noChangeAspect="1"/>
+            </wp:cNvGraphicFramePr>
+            <a:graphic xmlns:a="http://schemas.openxmlformats.org/drawingml/2006/main">
+              <a:graphicData uri="http://schemas.openxmlformats.org/drawingml/2006/picture">
+                <pic:pic xmlns:pic="http://schemas.openxmlformats.org/drawingml/2006/picture">
+                  <pic:nvPicPr>
+                    <pic:cNvPr id="1827329590" name=""/>
+                    <pic:cNvPicPr/>
+                  </pic:nvPicPr>
+                  <pic:blipFill>
+                    <a:blip r:embed="rId11"/>
+                    <a:stretch>
+                      <a:fillRect/>
+                    </a:stretch>
+                  </pic:blipFill>
+                  <pic:spPr>
+                    <a:xfrm>
+                      <a:off x="0" y="0"/>
+                      <a:ext cx="5760720" cy="250825"/>
+                    </a:xfrm>
+                    <a:prstGeom prst="rect">
+                      <a:avLst/>
+                    </a:prstGeom>
+                  </pic:spPr>
+                </pic:pic>
+              </a:graphicData>
+            </a:graphic>
+          </wp:inline>
+        </w:drawing>
+      </w:r>
+      <w:r>
+        <w:rPr>
+          <w:lang w:val="en-US"/>
+        </w:rPr>
+        <w:tab/>
+      </w:r>
+    </w:p>
+    <w:p>
+      <w:pPr>
+        <w:pStyle w:val="Paragraphedeliste"/>
+        <w:numPr>
+          <w:ilvl w:val="1"/>
+          <w:numId w:val="10"/>
+        </w:numPr>
+        <w:rPr>
+          <w:b/>
+          <w:bCs/>
+          <w:lang w:val="en-US"/>
+        </w:rPr>
+      </w:pPr>
+      <w:r>
+        <w:rPr>
+          <w:b/>
+          <w:bCs/>
+          <w:lang w:val="en-US"/>
+        </w:rPr>
+        <w:t xml:space="preserve">For which reason is it better to run the container with a flag -e to give the environment variables rather than put them directly in the </w:t>
+      </w:r>
+      <w:proofErr w:type="spellStart"/>
+      <w:r>
+        <w:rPr>
+          <w:b/>
+          <w:bCs/>
+          <w:lang w:val="en-US"/>
+        </w:rPr>
+        <w:t>Dockerfile</w:t>
+      </w:r>
+      <w:proofErr w:type="spellEnd"/>
+      <w:r>
+        <w:rPr>
+          <w:b/>
+          <w:bCs/>
+          <w:lang w:val="en-US"/>
+        </w:rPr>
+        <w:t>?</w:t>
+      </w:r>
+    </w:p>
+    <w:p>
+      <w:r>
+        <w:t xml:space="preserve">Il est préférable d'utiliser le flag -e plutôt que l'instruction ENV dans le </w:t>
+      </w:r>
+      <w:proofErr w:type="spellStart"/>
+      <w:r>
+        <w:t>Dockerfile</w:t>
+      </w:r>
+      <w:proofErr w:type="spellEnd"/>
+      <w:r>
+        <w:t xml:space="preserve"> pour les mots de passe. </w:t>
+      </w:r>
+      <w:r>
+        <w:t xml:space="preserve">Si le </w:t>
+      </w:r>
+      <w:proofErr w:type="spellStart"/>
+      <w:r>
+        <w:t>Dockerfile</w:t>
+      </w:r>
+      <w:proofErr w:type="spellEnd"/>
+      <w:r>
+        <w:t xml:space="preserve"> est partagé, les mots de passe seraient exposés en clair dans l'historique de l'image. L'utilisation de variables </w:t>
+      </w:r>
+      <w:r>
+        <w:t xml:space="preserve">dans la commande </w:t>
+      </w:r>
+      <w:r>
+        <w:t>permet de garder les secrets hors du code source et de l'image.</w:t>
+      </w:r>
+    </w:p>
+    <w:p>
+      <w:r>
+        <w:t>Les scripts 01-CreateScheme.sql et 02-InsertData.sql ont été copiés dans /docker-</w:t>
+      </w:r>
+      <w:proofErr w:type="spellStart"/>
+      <w:r>
+        <w:t>entrypoint</w:t>
+      </w:r>
+      <w:proofErr w:type="spellEnd"/>
+      <w:r>
+        <w:t>-</w:t>
+      </w:r>
+      <w:proofErr w:type="spellStart"/>
+      <w:r>
+        <w:t>initdb.d</w:t>
+      </w:r>
+      <w:proofErr w:type="spellEnd"/>
+      <w:r>
+        <w:t xml:space="preserve"> pour initialiser le schéma et les données au premier démarrage.</w:t>
+      </w:r>
+      <w:r>
+        <w:t xml:space="preserve"> Je </w:t>
+      </w:r>
+      <w:proofErr w:type="spellStart"/>
+      <w:r>
+        <w:t>rebuild</w:t>
+      </w:r>
+      <w:proofErr w:type="spellEnd"/>
+      <w:r>
+        <w:t xml:space="preserve"> et lance mes deux containers</w:t>
+      </w:r>
+      <w:r>
         <w:t xml:space="preserve"> </w:t>
       </w:r>
-      <w:r>
-        <w:rPr>
-          <w:lang w:val="en-US"/>
-        </w:rPr>
-        <w:sym w:font="Wingdings" w:char="F0E0"/>
-      </w:r>
-      <w:r>
-        <w:rPr>
-          <w:lang w:val="en-US"/>
-        </w:rPr>
-        <w:t xml:space="preserve"> </w:t>
-      </w:r>
-      <w:r>
-        <w:rPr>
-          <w:lang w:val="en-US"/>
-        </w:rPr>
-        <w:t>fafdafd726d488f69bbdf25cd5fc1863264a85a53a9b5d18c5053a6bfe52b397</w:t>
-      </w:r>
-    </w:p>
-    <w:p>
-      <w:pPr>
-        <w:rPr>
-          <w:lang w:val="en-US"/>
-        </w:rPr>
-      </w:pPr>
-    </w:p>
-    <w:p>
-      <w:pPr>
-        <w:rPr>
-          <w:lang w:val="en-US"/>
-        </w:rPr>
-      </w:pPr>
-      <w:r>
-        <w:rPr>
-          <w:lang w:val="en-US"/>
-        </w:rPr>
-        <w:lastRenderedPageBreak/>
-        <w:t xml:space="preserve">Question 1-1: </w:t>
-      </w:r>
-    </w:p>
-    <w:p>
-      <w:r>
-        <w:t xml:space="preserve">Il est </w:t>
-      </w:r>
       <w:proofErr w:type="spellStart"/>
       <w:r>
-        <w:t>preferable</w:t>
+        <w:t>adminer</w:t>
       </w:r>
       <w:proofErr w:type="spellEnd"/>
       <w:r>
-        <w:t xml:space="preserve"> de le m</w:t>
-      </w:r>
-      <w:r>
-        <w:t>ettre dans un .</w:t>
+        <w:t xml:space="preserve"> et </w:t>
       </w:r>
       <w:proofErr w:type="spellStart"/>
       <w:r>
-        <w:t>env</w:t>
+        <w:t>database</w:t>
       </w:r>
       <w:proofErr w:type="spellEnd"/>
       <w:r>
-        <w:t xml:space="preserve"> au lieu du docker file car comme cela, les infos restent privées et non diffusés</w:t>
-      </w:r>
-    </w:p>
-    <w:p>
-      <w:r>
+        <w:t>.</w:t>
+      </w:r>
+      <w:r>
+        <w:rPr>
+          <w:noProof/>
+        </w:rPr>
         <w:drawing>
-          <wp:inline distT="0" distB="0" distL="0" distR="0" wp14:anchorId="49822705" wp14:editId="6D1BF977">
+          <wp:inline distT="0" distB="0" distL="0" distR="0" wp14:anchorId="656DD902" wp14:editId="003CFB9B">
             <wp:extent cx="5760720" cy="165100"/>
             <wp:effectExtent l="0" t="0" r="0" b="6350"/>
             <wp:docPr id="437203431" name="Image 1"/>
@@ -312,7 +1050,7 @@
                     <pic:cNvPicPr/>
                   </pic:nvPicPr>
                   <pic:blipFill>
-                    <a:blip r:embed="rId8"/>
+                    <a:blip r:embed="rId12"/>
                     <a:stretch>
                       <a:fillRect/>
                     </a:stretch>
@@ -332,9 +1070,10 @@
           </wp:inline>
         </w:drawing>
       </w:r>
-    </w:p>
-    <w:p>
-      <w:r>
+      <w:r>
+        <w:rPr>
+          <w:noProof/>
+        </w:rPr>
         <w:drawing>
           <wp:inline distT="0" distB="0" distL="0" distR="0" wp14:anchorId="3ECBAE25" wp14:editId="5A15613C">
             <wp:extent cx="5760720" cy="273685"/>
@@ -351,7 +1090,7 @@
                     <pic:cNvPicPr/>
                   </pic:nvPicPr>
                   <pic:blipFill>
-                    <a:blip r:embed="rId9"/>
+                    <a:blip r:embed="rId13"/>
                     <a:stretch>
                       <a:fillRect/>
                     </a:stretch>
@@ -374,10 +1113,19 @@
     </w:p>
     <w:p>
       <w:r>
+        <w:t xml:space="preserve">Je rentre les informations pour me connecter à la BDD avec les informations données avec le </w:t>
+      </w:r>
+      <w:r>
+        <w:t xml:space="preserve">flag -e </w:t>
+      </w:r>
+    </w:p>
+    <w:p>
+      <w:r>
         <w:t>Serveur : tp1_database</w:t>
       </w:r>
-    </w:p>
-    <w:p>
+      <w:r>
+        <w:t xml:space="preserve">  --  </w:t>
+      </w:r>
       <w:r>
         <w:t xml:space="preserve">User : </w:t>
       </w:r>
@@ -386,8 +1134,9 @@
         <w:t>usr</w:t>
       </w:r>
       <w:proofErr w:type="spellEnd"/>
-    </w:p>
-    <w:p>
+      <w:r>
+        <w:t xml:space="preserve">  --  </w:t>
+      </w:r>
       <w:proofErr w:type="spellStart"/>
       <w:r>
         <w:t>Password</w:t>
@@ -404,6 +1153,10 @@
     </w:p>
     <w:p>
       <w:r>
+        <w:rPr>
+          <w:noProof/>
+        </w:rPr>
+        <w:lastRenderedPageBreak/>
         <w:drawing>
           <wp:inline distT="0" distB="0" distL="0" distR="0" wp14:anchorId="1D27758B" wp14:editId="37426E36">
             <wp:extent cx="5760720" cy="3384550"/>
@@ -420,7 +1173,7 @@
                     <pic:cNvPicPr/>
                   </pic:nvPicPr>
                   <pic:blipFill>
-                    <a:blip r:embed="rId10"/>
+                    <a:blip r:embed="rId14"/>
                     <a:stretch>
                       <a:fillRect/>
                     </a:stretch>
@@ -442,26 +1195,50 @@
       </w:r>
     </w:p>
     <w:p>
-      <w:pPr>
-        <w:rPr>
-          <w:lang w:val="en-US"/>
-        </w:rPr>
-      </w:pPr>
-      <w:r>
-        <w:rPr>
-          <w:lang w:val="en-US"/>
-        </w:rPr>
-        <w:t xml:space="preserve">1-2 : </w:t>
-      </w:r>
-      <w:r>
-        <w:rPr>
-          <w:lang w:val="en-US"/>
-        </w:rPr>
-        <w:t xml:space="preserve">Why do we need a volume to be attached to our </w:t>
+      <w:r>
+        <w:t xml:space="preserve">J’ai, grâce à </w:t>
       </w:r>
       <w:proofErr w:type="spellStart"/>
       <w:r>
-        <w:rPr>
+        <w:t>adminer</w:t>
+      </w:r>
+      <w:proofErr w:type="spellEnd"/>
+      <w:r>
+        <w:t xml:space="preserve"> l</w:t>
+      </w:r>
+      <w:r>
+        <w:t xml:space="preserve">a possibilité de voir ma </w:t>
+      </w:r>
+      <w:proofErr w:type="spellStart"/>
+      <w:r>
+        <w:t>bdd</w:t>
+      </w:r>
+      <w:proofErr w:type="spellEnd"/>
+      <w:r>
+        <w:t xml:space="preserve"> avec une interface graphique </w:t>
+      </w:r>
+    </w:p>
+    <w:p>
+      <w:pPr>
+        <w:rPr>
+          <w:b/>
+          <w:bCs/>
+          <w:lang w:val="en-US"/>
+        </w:rPr>
+      </w:pPr>
+      <w:r>
+        <w:rPr>
+          <w:b/>
+          <w:bCs/>
+          <w:lang w:val="en-US"/>
+        </w:rPr>
+        <w:t xml:space="preserve">1.2 Why do we need a volume to be attached to our </w:t>
+      </w:r>
+      <w:proofErr w:type="spellStart"/>
+      <w:r>
+        <w:rPr>
+          <w:b/>
+          <w:bCs/>
           <w:lang w:val="en-US"/>
         </w:rPr>
         <w:t>postgres</w:t>
@@ -469,6 +1246,8 @@
       <w:proofErr w:type="spellEnd"/>
       <w:r>
         <w:rPr>
+          <w:b/>
+          <w:bCs/>
           <w:lang w:val="en-US"/>
         </w:rPr>
         <w:t xml:space="preserve"> container?</w:t>
@@ -476,57 +1255,122 @@
     </w:p>
     <w:p>
       <w:r>
-        <w:t>Comme ça le</w:t>
-      </w:r>
-      <w:r>
-        <w:t xml:space="preserve">s data restent </w:t>
-      </w:r>
-    </w:p>
-    <w:p>
-      <w:r>
-        <w:t>1-3: D</w:t>
-      </w:r>
-      <w:r>
-        <w:t xml:space="preserve">ocument </w:t>
+        <w:t>Un volume est nécessaire pour garantir la persistance des données</w:t>
+      </w:r>
+      <w:r>
+        <w:t>, donc le fait de garder les données même après la destruction du conteneur</w:t>
+      </w:r>
+      <w:r>
+        <w:t>. Par défaut, les données à l'intérieur d'un conteneur sont volatiles et supprimées avec le conteneur. Le volume lie un dossier sur la machine hôte au dossier /var/lib/</w:t>
       </w:r>
       <w:proofErr w:type="spellStart"/>
       <w:r>
+        <w:t>postgresql</w:t>
+      </w:r>
+      <w:proofErr w:type="spellEnd"/>
+      <w:r>
+        <w:t>/data du conteneur, assurant que même si le conteneur est détruit et recréé, les données de la base sont conservées.</w:t>
+      </w:r>
+    </w:p>
+    <w:p>
+      <w:pPr>
+        <w:rPr>
+          <w:b/>
+          <w:bCs/>
+        </w:rPr>
+      </w:pPr>
+      <w:r>
+        <w:rPr>
+          <w:b/>
+          <w:bCs/>
+        </w:rPr>
+        <w:t xml:space="preserve">1.3 </w:t>
+      </w:r>
+      <w:r>
+        <w:rPr>
+          <w:b/>
+          <w:bCs/>
+        </w:rPr>
+        <w:t xml:space="preserve">Document </w:t>
+      </w:r>
+      <w:proofErr w:type="spellStart"/>
+      <w:r>
+        <w:rPr>
+          <w:b/>
+          <w:bCs/>
+        </w:rPr>
         <w:t>your</w:t>
       </w:r>
       <w:proofErr w:type="spellEnd"/>
       <w:r>
+        <w:rPr>
+          <w:b/>
+          <w:bCs/>
+        </w:rPr>
         <w:t xml:space="preserve"> </w:t>
       </w:r>
       <w:proofErr w:type="spellStart"/>
       <w:r>
+        <w:rPr>
+          <w:b/>
+          <w:bCs/>
+        </w:rPr>
         <w:t>database</w:t>
       </w:r>
       <w:proofErr w:type="spellEnd"/>
       <w:r>
+        <w:rPr>
+          <w:b/>
+          <w:bCs/>
+        </w:rPr>
         <w:t xml:space="preserve"> container </w:t>
       </w:r>
       <w:proofErr w:type="spellStart"/>
       <w:r>
+        <w:rPr>
+          <w:b/>
+          <w:bCs/>
+        </w:rPr>
         <w:t>essentials</w:t>
       </w:r>
       <w:proofErr w:type="spellEnd"/>
       <w:r>
+        <w:rPr>
+          <w:b/>
+          <w:bCs/>
+        </w:rPr>
         <w:t xml:space="preserve">: </w:t>
       </w:r>
       <w:proofErr w:type="spellStart"/>
       <w:r>
+        <w:rPr>
+          <w:b/>
+          <w:bCs/>
+        </w:rPr>
         <w:t>commands</w:t>
       </w:r>
       <w:proofErr w:type="spellEnd"/>
       <w:r>
+        <w:rPr>
+          <w:b/>
+          <w:bCs/>
+        </w:rPr>
         <w:t xml:space="preserve"> and </w:t>
       </w:r>
       <w:proofErr w:type="spellStart"/>
       <w:r>
+        <w:rPr>
+          <w:b/>
+          <w:bCs/>
+        </w:rPr>
         <w:t>Dockerfile</w:t>
       </w:r>
       <w:proofErr w:type="spellEnd"/>
       <w:r>
+        <w:rPr>
+          <w:b/>
+          <w:bCs/>
+        </w:rPr>
         <w:t>.</w:t>
       </w:r>
     </w:p>
@@ -542,19 +1386,361 @@
     </w:p>
     <w:p>
       <w:pPr>
-        <w:rPr>
-          <w:lang w:val="en-US"/>
-        </w:rPr>
-      </w:pPr>
-      <w:r>
-        <w:rPr>
-          <w:lang w:val="en-US"/>
-        </w:rPr>
-        <w:t xml:space="preserve">1-4 Why do we need a multistage build? And explain each step of this </w:t>
+        <w:pStyle w:val="Titre2"/>
+        <w:numPr>
+          <w:ilvl w:val="1"/>
+          <w:numId w:val="10"/>
+        </w:numPr>
+        <w:rPr>
+          <w:lang w:val="en-US"/>
+        </w:rPr>
+      </w:pPr>
+      <w:bookmarkStart w:id="4" w:name="_Toc212558975"/>
+      <w:r>
+        <w:rPr>
+          <w:noProof/>
+          <w:lang w:val="en-US"/>
+        </w:rPr>
+        <w:drawing>
+          <wp:anchor distT="0" distB="0" distL="114300" distR="114300" simplePos="0" relativeHeight="251659264" behindDoc="0" locked="0" layoutInCell="1" allowOverlap="1" wp14:anchorId="55C3ED8D" wp14:editId="2CC0A059">
+            <wp:simplePos x="0" y="0"/>
+            <wp:positionH relativeFrom="margin">
+              <wp:align>right</wp:align>
+            </wp:positionH>
+            <wp:positionV relativeFrom="paragraph">
+              <wp:posOffset>325711</wp:posOffset>
+            </wp:positionV>
+            <wp:extent cx="2637489" cy="1915634"/>
+            <wp:effectExtent l="0" t="0" r="0" b="8890"/>
+            <wp:wrapSquare wrapText="bothSides"/>
+            <wp:docPr id="513013326" name="Image 2"/>
+            <wp:cNvGraphicFramePr>
+              <a:graphicFrameLocks xmlns:a="http://schemas.openxmlformats.org/drawingml/2006/main" noChangeAspect="1"/>
+            </wp:cNvGraphicFramePr>
+            <a:graphic xmlns:a="http://schemas.openxmlformats.org/drawingml/2006/main">
+              <a:graphicData uri="http://schemas.openxmlformats.org/drawingml/2006/picture">
+                <pic:pic xmlns:pic="http://schemas.openxmlformats.org/drawingml/2006/picture">
+                  <pic:nvPicPr>
+                    <pic:cNvPr id="0" name="Picture 2"/>
+                    <pic:cNvPicPr>
+                      <a:picLocks noChangeAspect="1" noChangeArrowheads="1"/>
+                    </pic:cNvPicPr>
+                  </pic:nvPicPr>
+                  <pic:blipFill>
+                    <a:blip r:embed="rId15" cstate="print">
+                      <a:extLst>
+                        <a:ext uri="{28A0092B-C50C-407E-A947-70E740481C1C}">
+                          <a14:useLocalDpi xmlns:a14="http://schemas.microsoft.com/office/drawing/2010/main" val="0"/>
+                        </a:ext>
+                      </a:extLst>
+                    </a:blip>
+                    <a:srcRect/>
+                    <a:stretch>
+                      <a:fillRect/>
+                    </a:stretch>
+                  </pic:blipFill>
+                  <pic:spPr bwMode="auto">
+                    <a:xfrm>
+                      <a:off x="0" y="0"/>
+                      <a:ext cx="2637489" cy="1915634"/>
+                    </a:xfrm>
+                    <a:prstGeom prst="rect">
+                      <a:avLst/>
+                    </a:prstGeom>
+                    <a:noFill/>
+                    <a:ln>
+                      <a:noFill/>
+                    </a:ln>
+                  </pic:spPr>
+                </pic:pic>
+              </a:graphicData>
+            </a:graphic>
+          </wp:anchor>
+        </w:drawing>
+      </w:r>
+      <w:r>
+        <w:rPr>
+          <w:lang w:val="en-US"/>
+        </w:rPr>
+        <w:t>Backend API</w:t>
+      </w:r>
+      <w:bookmarkEnd w:id="4"/>
+    </w:p>
+    <w:p>
+      <w:pPr>
+        <w:jc w:val="center"/>
+        <w:rPr>
+          <w:lang w:val="en-US"/>
+        </w:rPr>
+      </w:pPr>
+      <w:r>
+        <w:rPr>
+          <w:noProof/>
+          <w:lang w:val="en-US"/>
+        </w:rPr>
+        <w:drawing>
+          <wp:anchor distT="0" distB="0" distL="114300" distR="114300" simplePos="0" relativeHeight="251658240" behindDoc="0" locked="0" layoutInCell="1" allowOverlap="1" wp14:anchorId="2408E082" wp14:editId="55796265">
+            <wp:simplePos x="0" y="0"/>
+            <wp:positionH relativeFrom="column">
+              <wp:posOffset>-149387</wp:posOffset>
+            </wp:positionH>
+            <wp:positionV relativeFrom="paragraph">
+              <wp:posOffset>104441</wp:posOffset>
+            </wp:positionV>
+            <wp:extent cx="3044477" cy="1618459"/>
+            <wp:effectExtent l="0" t="0" r="0" b="1270"/>
+            <wp:wrapSquare wrapText="bothSides"/>
+            <wp:docPr id="1036876435" name="Image 1"/>
+            <wp:cNvGraphicFramePr>
+              <a:graphicFrameLocks xmlns:a="http://schemas.openxmlformats.org/drawingml/2006/main" noChangeAspect="1"/>
+            </wp:cNvGraphicFramePr>
+            <a:graphic xmlns:a="http://schemas.openxmlformats.org/drawingml/2006/main">
+              <a:graphicData uri="http://schemas.openxmlformats.org/drawingml/2006/picture">
+                <pic:pic xmlns:pic="http://schemas.openxmlformats.org/drawingml/2006/picture">
+                  <pic:nvPicPr>
+                    <pic:cNvPr id="0" name="Picture 1"/>
+                    <pic:cNvPicPr>
+                      <a:picLocks noChangeAspect="1" noChangeArrowheads="1"/>
+                    </pic:cNvPicPr>
+                  </pic:nvPicPr>
+                  <pic:blipFill>
+                    <a:blip r:embed="rId16" cstate="print">
+                      <a:extLst>
+                        <a:ext uri="{28A0092B-C50C-407E-A947-70E740481C1C}">
+                          <a14:useLocalDpi xmlns:a14="http://schemas.microsoft.com/office/drawing/2010/main" val="0"/>
+                        </a:ext>
+                      </a:extLst>
+                    </a:blip>
+                    <a:srcRect/>
+                    <a:stretch>
+                      <a:fillRect/>
+                    </a:stretch>
+                  </pic:blipFill>
+                  <pic:spPr bwMode="auto">
+                    <a:xfrm>
+                      <a:off x="0" y="0"/>
+                      <a:ext cx="3044477" cy="1618459"/>
+                    </a:xfrm>
+                    <a:prstGeom prst="rect">
+                      <a:avLst/>
+                    </a:prstGeom>
+                    <a:noFill/>
+                    <a:ln>
+                      <a:noFill/>
+                    </a:ln>
+                  </pic:spPr>
+                </pic:pic>
+              </a:graphicData>
+            </a:graphic>
+          </wp:anchor>
+        </w:drawing>
+      </w:r>
+    </w:p>
+    <w:p>
+      <w:pPr>
+        <w:rPr>
+          <w:lang w:val="en-US"/>
+        </w:rPr>
+      </w:pPr>
+    </w:p>
+    <w:p>
+      <w:r>
+        <w:lastRenderedPageBreak/>
+        <w:t>Voici ce que j’obtiens l</w:t>
+      </w:r>
+      <w:r>
+        <w:t xml:space="preserve">orsque je </w:t>
       </w:r>
       <w:proofErr w:type="spellStart"/>
       <w:r>
-        <w:rPr>
+        <w:t>build</w:t>
+      </w:r>
+      <w:proofErr w:type="spellEnd"/>
+      <w:r>
+        <w:t xml:space="preserve"> et run mon backend Hello World</w:t>
+      </w:r>
+    </w:p>
+    <w:p>
+      <w:pPr>
+        <w:rPr>
+          <w:lang w:val="en-US"/>
+        </w:rPr>
+      </w:pPr>
+      <w:r>
+        <w:rPr>
+          <w:noProof/>
+        </w:rPr>
+        <w:drawing>
+          <wp:inline distT="0" distB="0" distL="0" distR="0" wp14:anchorId="29516FE9" wp14:editId="1AAC53BB">
+            <wp:extent cx="5760720" cy="1893570"/>
+            <wp:effectExtent l="0" t="0" r="0" b="0"/>
+            <wp:docPr id="22610522" name="Image 1" descr="Une image contenant texte, capture d’écran, logiciel, Police&#10;&#10;Le contenu généré par l’IA peut être incorrect."/>
+            <wp:cNvGraphicFramePr>
+              <a:graphicFrameLocks xmlns:a="http://schemas.openxmlformats.org/drawingml/2006/main" noChangeAspect="1"/>
+            </wp:cNvGraphicFramePr>
+            <a:graphic xmlns:a="http://schemas.openxmlformats.org/drawingml/2006/main">
+              <a:graphicData uri="http://schemas.openxmlformats.org/drawingml/2006/picture">
+                <pic:pic xmlns:pic="http://schemas.openxmlformats.org/drawingml/2006/picture">
+                  <pic:nvPicPr>
+                    <pic:cNvPr id="22610522" name="Image 1" descr="Une image contenant texte, capture d’écran, logiciel, Police&#10;&#10;Le contenu généré par l’IA peut être incorrect."/>
+                    <pic:cNvPicPr/>
+                  </pic:nvPicPr>
+                  <pic:blipFill>
+                    <a:blip r:embed="rId17"/>
+                    <a:stretch>
+                      <a:fillRect/>
+                    </a:stretch>
+                  </pic:blipFill>
+                  <pic:spPr>
+                    <a:xfrm>
+                      <a:off x="0" y="0"/>
+                      <a:ext cx="5760720" cy="1893570"/>
+                    </a:xfrm>
+                    <a:prstGeom prst="rect">
+                      <a:avLst/>
+                    </a:prstGeom>
+                  </pic:spPr>
+                </pic:pic>
+              </a:graphicData>
+            </a:graphic>
+          </wp:inline>
+        </w:drawing>
+      </w:r>
+    </w:p>
+    <w:p>
+      <w:pPr>
+        <w:rPr>
+          <w:lang w:val="en-US"/>
+        </w:rPr>
+      </w:pPr>
+      <w:r>
+        <w:rPr>
+          <w:noProof/>
+          <w:lang w:val="en-US"/>
+        </w:rPr>
+        <w:drawing>
+          <wp:anchor distT="0" distB="0" distL="114300" distR="114300" simplePos="0" relativeHeight="251660288" behindDoc="0" locked="0" layoutInCell="1" allowOverlap="1" wp14:anchorId="7ACE39A7" wp14:editId="21E125F1">
+            <wp:simplePos x="0" y="0"/>
+            <wp:positionH relativeFrom="margin">
+              <wp:posOffset>-459842</wp:posOffset>
+            </wp:positionH>
+            <wp:positionV relativeFrom="paragraph">
+              <wp:posOffset>314960</wp:posOffset>
+            </wp:positionV>
+            <wp:extent cx="3056255" cy="3165475"/>
+            <wp:effectExtent l="0" t="0" r="0" b="0"/>
+            <wp:wrapSquare wrapText="bothSides"/>
+            <wp:docPr id="954940884" name="Image 3"/>
+            <wp:cNvGraphicFramePr>
+              <a:graphicFrameLocks xmlns:a="http://schemas.openxmlformats.org/drawingml/2006/main" noChangeAspect="1"/>
+            </wp:cNvGraphicFramePr>
+            <a:graphic xmlns:a="http://schemas.openxmlformats.org/drawingml/2006/main">
+              <a:graphicData uri="http://schemas.openxmlformats.org/drawingml/2006/picture">
+                <pic:pic xmlns:pic="http://schemas.openxmlformats.org/drawingml/2006/picture">
+                  <pic:nvPicPr>
+                    <pic:cNvPr id="0" name="Picture 3"/>
+                    <pic:cNvPicPr>
+                      <a:picLocks noChangeAspect="1" noChangeArrowheads="1"/>
+                    </pic:cNvPicPr>
+                  </pic:nvPicPr>
+                  <pic:blipFill>
+                    <a:blip r:embed="rId18" cstate="print">
+                      <a:extLst>
+                        <a:ext uri="{28A0092B-C50C-407E-A947-70E740481C1C}">
+                          <a14:useLocalDpi xmlns:a14="http://schemas.microsoft.com/office/drawing/2010/main" val="0"/>
+                        </a:ext>
+                      </a:extLst>
+                    </a:blip>
+                    <a:srcRect/>
+                    <a:stretch>
+                      <a:fillRect/>
+                    </a:stretch>
+                  </pic:blipFill>
+                  <pic:spPr bwMode="auto">
+                    <a:xfrm>
+                      <a:off x="0" y="0"/>
+                      <a:ext cx="3056255" cy="3165475"/>
+                    </a:xfrm>
+                    <a:prstGeom prst="rect">
+                      <a:avLst/>
+                    </a:prstGeom>
+                    <a:noFill/>
+                    <a:ln>
+                      <a:noFill/>
+                    </a:ln>
+                  </pic:spPr>
+                </pic:pic>
+              </a:graphicData>
+            </a:graphic>
+            <wp14:sizeRelH relativeFrom="margin">
+              <wp14:pctWidth>0</wp14:pctWidth>
+            </wp14:sizeRelH>
+            <wp14:sizeRelV relativeFrom="margin">
+              <wp14:pctHeight>0</wp14:pctHeight>
+            </wp14:sizeRelV>
+          </wp:anchor>
+        </w:drawing>
+      </w:r>
+      <w:r>
+        <w:rPr>
+          <w:lang w:val="en-US"/>
+        </w:rPr>
+        <w:t xml:space="preserve">Avec le multistage : </w:t>
+      </w:r>
+    </w:p>
+    <w:p>
+      <w:pPr>
+        <w:rPr>
+          <w:lang w:val="en-US"/>
+        </w:rPr>
+      </w:pPr>
+      <w:r>
+        <w:rPr>
+          <w:b/>
+          <w:bCs/>
+          <w:lang w:val="en-US"/>
+        </w:rPr>
+        <w:t>1</w:t>
+      </w:r>
+      <w:r>
+        <w:rPr>
+          <w:b/>
+          <w:bCs/>
+          <w:lang w:val="en-US"/>
+        </w:rPr>
+        <w:t xml:space="preserve">.4 </w:t>
+      </w:r>
+      <w:r>
+        <w:rPr>
+          <w:b/>
+          <w:bCs/>
+          <w:lang w:val="en-US"/>
+        </w:rPr>
+        <w:t xml:space="preserve">Why do we need a multistage </w:t>
+      </w:r>
+      <w:proofErr w:type="gramStart"/>
+      <w:r>
+        <w:rPr>
+          <w:b/>
+          <w:bCs/>
+          <w:lang w:val="en-US"/>
+        </w:rPr>
+        <w:t>build</w:t>
+      </w:r>
+      <w:proofErr w:type="gramEnd"/>
+      <w:r>
+        <w:rPr>
+          <w:b/>
+          <w:bCs/>
+          <w:lang w:val="en-US"/>
+        </w:rPr>
+        <w:t xml:space="preserve">? And explain each step of this </w:t>
+      </w:r>
+      <w:proofErr w:type="spellStart"/>
+      <w:r>
+        <w:rPr>
+          <w:b/>
+          <w:bCs/>
           <w:lang w:val="en-US"/>
         </w:rPr>
         <w:t>dockerfile</w:t>
@@ -562,6 +1748,8 @@
       <w:proofErr w:type="spellEnd"/>
       <w:r>
         <w:rPr>
+          <w:b/>
+          <w:bCs/>
           <w:lang w:val="en-US"/>
         </w:rPr>
         <w:t>.</w:t>
@@ -593,113 +1781,118 @@
       </w:r>
       <w:proofErr w:type="spellEnd"/>
       <w:r>
-        <w:t xml:space="preserve"> sert d'environnement de construction temporaire, utilisant un JDK complet et Maven pour compiler le code en un fichier .jar. La seconde étape crée l'image finale en partant d'une base légère (JRE) et en y copiant uniquement le .jar </w:t>
-      </w:r>
-      <w:r>
+        <w:t xml:space="preserve"> sert d'environnement de construction temporaire, utilisant un JDK complet et Maven pour compiler le code en un fichier .jar. La seconde étape crée l'image finale en partant d'une base légère (JRE) et en y copiant uniquement le .jar produit à l'étape précédente, ce qui permet d'éliminer tous les outils de </w:t>
+      </w:r>
+      <w:proofErr w:type="spellStart"/>
+      <w:r>
+        <w:t>build</w:t>
+      </w:r>
+      <w:proofErr w:type="spellEnd"/>
+      <w:r>
+        <w:t xml:space="preserve"> et le code source.</w:t>
+      </w:r>
+    </w:p>
+    <w:p/>
+    <w:p>
+      <w:r>
+        <w:t>1-5 :</w:t>
+      </w:r>
+    </w:p>
+    <w:p>
+      <w:r>
+        <w:t xml:space="preserve">Un reverse proxy agit comme un </w:t>
+      </w:r>
+      <w:r>
+        <w:rPr>
+          <w:b/>
+          <w:bCs/>
+        </w:rPr>
+        <w:t>point d'entrée unique</w:t>
+      </w:r>
+      <w:r>
+        <w:t xml:space="preserve"> pour une application. Au lieu d'exposer directement plusieurs services (API, base de données, etc.), les clients ne communiquent qu'avec le reverse proxy, qui se charge de distribuer les requêtes aux bons services en interne. C'est essentiel pour la </w:t>
+      </w:r>
+      <w:r>
+        <w:rPr>
+          <w:b/>
+          <w:bCs/>
+        </w:rPr>
+        <w:t>sécurité</w:t>
+      </w:r>
+      <w:r>
+        <w:t xml:space="preserve"> (il cache la structure interne de votre réseau), la </w:t>
+      </w:r>
+      <w:r>
+        <w:rPr>
+          <w:b/>
+          <w:bCs/>
+        </w:rPr>
+        <w:t>gestion du trafic</w:t>
+      </w:r>
+      <w:r>
+        <w:t xml:space="preserve"> (</w:t>
+      </w:r>
+      <w:proofErr w:type="spellStart"/>
+      <w:r>
+        <w:t>load</w:t>
+      </w:r>
+      <w:proofErr w:type="spellEnd"/>
+      <w:r>
+        <w:t xml:space="preserve"> balancing), la </w:t>
+      </w:r>
+      <w:r>
+        <w:rPr>
+          <w:b/>
+          <w:bCs/>
+        </w:rPr>
+        <w:t>simplification des URLs</w:t>
+      </w:r>
+      <w:r>
+        <w:t xml:space="preserve"> et la </w:t>
+      </w:r>
+      <w:r>
+        <w:rPr>
+          <w:b/>
+          <w:bCs/>
+        </w:rPr>
+        <w:t>centralisation de la gestion des certificats SSL</w:t>
+      </w:r>
+      <w:r>
+        <w:t>.</w:t>
+      </w:r>
+    </w:p>
+    <w:p>
+      <w:r>
+        <w:rPr>
+          <w:b/>
+          <w:bCs/>
+          <w:lang w:val="en-US"/>
+        </w:rPr>
+        <w:t>1-6 Why is docker-compose so important?</w:t>
+      </w:r>
+      <w:r>
+        <w:rPr>
+          <w:lang w:val="en-US"/>
+        </w:rPr>
+        <w:br/>
+      </w:r>
+      <w:r>
+        <w:t xml:space="preserve">Docker-compose est crucial car il transforme la gestion d'applications multi-conteneurs d'un processus manuel et complexe en un processus </w:t>
+      </w:r>
+      <w:r>
+        <w:rPr>
+          <w:b/>
+          <w:bCs/>
+        </w:rPr>
+        <w:t xml:space="preserve">déclaratif, reproductible et </w:t>
+      </w:r>
+      <w:r>
+        <w:rPr>
+          <w:b/>
+          <w:bCs/>
+        </w:rPr>
         <w:lastRenderedPageBreak/>
-        <w:t xml:space="preserve">produit à l'étape précédente, ce qui permet d'éliminer tous les outils de </w:t>
-      </w:r>
-      <w:proofErr w:type="spellStart"/>
-      <w:r>
-        <w:t>build</w:t>
-      </w:r>
-      <w:proofErr w:type="spellEnd"/>
-      <w:r>
-        <w:t xml:space="preserve"> et le code source.</w:t>
-      </w:r>
-    </w:p>
-    <w:p>
-      <w:r>
-        <w:t>1-5 :</w:t>
-      </w:r>
-    </w:p>
-    <w:p>
-      <w:r>
-        <w:t xml:space="preserve">Un reverse proxy agit comme un </w:t>
-      </w:r>
-      <w:r>
-        <w:rPr>
-          <w:b/>
-          <w:bCs/>
-        </w:rPr>
-        <w:t>point d'entrée unique</w:t>
-      </w:r>
-      <w:r>
-        <w:t xml:space="preserve"> pour une application. Au lieu d'exposer directement plusieurs services (API, base de données, etc.), les clients ne communiquent qu'avec le reverse proxy, qui se charge de distribuer les requêtes aux bons services en interne. C'est essentiel pour la </w:t>
-      </w:r>
-      <w:r>
-        <w:rPr>
-          <w:b/>
-          <w:bCs/>
-        </w:rPr>
-        <w:t>sécurité</w:t>
-      </w:r>
-      <w:r>
-        <w:t xml:space="preserve"> (il cache la structure interne de votre réseau), la </w:t>
-      </w:r>
-      <w:r>
-        <w:rPr>
-          <w:b/>
-          <w:bCs/>
-        </w:rPr>
-        <w:t>gestion du trafic</w:t>
-      </w:r>
-      <w:r>
-        <w:t xml:space="preserve"> (</w:t>
-      </w:r>
-      <w:proofErr w:type="spellStart"/>
-      <w:r>
-        <w:t>load</w:t>
-      </w:r>
-      <w:proofErr w:type="spellEnd"/>
-      <w:r>
-        <w:t xml:space="preserve"> balancing), la </w:t>
-      </w:r>
-      <w:r>
-        <w:rPr>
-          <w:b/>
-          <w:bCs/>
-        </w:rPr>
-        <w:t>simplification des URLs</w:t>
-      </w:r>
-      <w:r>
-        <w:t xml:space="preserve"> et la </w:t>
-      </w:r>
-      <w:r>
-        <w:rPr>
-          <w:b/>
-          <w:bCs/>
-        </w:rPr>
-        <w:t>centralisation de la gestion des certificats SSL</w:t>
-      </w:r>
-      <w:r>
-        <w:t>.</w:t>
-      </w:r>
-    </w:p>
-    <w:p>
-      <w:r>
-        <w:rPr>
-          <w:b/>
-          <w:bCs/>
-          <w:lang w:val="en-US"/>
-        </w:rPr>
-        <w:t>1-6 Why is docker-compose so important?</w:t>
-      </w:r>
-      <w:r>
-        <w:rPr>
-          <w:lang w:val="en-US"/>
-        </w:rPr>
-        <w:br/>
-      </w:r>
-      <w:r>
-        <w:t xml:space="preserve">Docker-compose est crucial car il transforme la gestion d'applications multi-conteneurs d'un processus manuel et complexe en un processus </w:t>
-      </w:r>
-      <w:r>
-        <w:rPr>
-          <w:b/>
-          <w:bCs/>
-        </w:rPr>
-        <w:t>déclaratif, reproductible et simple</w:t>
+        <w:t>simple</w:t>
       </w:r>
       <w:r>
         <w:t>. Il permet de définir toute l'architecture d'une application (services, réseaux, volumes) dans un seul fichier, garantissant que l'environnement de développement est identique pour tous les membres de l'équipe et qu'il est facilement portable vers d'autres environnements (test, production).</w:t>
@@ -950,107 +2143,109 @@
           <w:bCs/>
           <w:lang w:val="en-US"/>
         </w:rPr>
+        <w:t>1-10 Why do we put our images into an online repo?</w:t>
+      </w:r>
+      <w:r>
+        <w:rPr>
+          <w:lang w:val="en-US"/>
+        </w:rPr>
+        <w:br/>
+      </w:r>
+      <w:r>
+        <w:t xml:space="preserve">Nous mettons nos images dans un registre en ligne (comme Docker Hub) pour les </w:t>
+      </w:r>
+      <w:r>
+        <w:rPr>
+          <w:b/>
+          <w:bCs/>
+        </w:rPr>
+        <w:t>partager et les distribuer facilement</w:t>
+      </w:r>
+      <w:r>
+        <w:t xml:space="preserve">. Cela permet à d'autres développeurs de récupérer exactement la même image pour travailler, ou à des systèmes d'intégration continue/déploiement continu (CI/CD) de les utiliser pour automatiser les tests et les mises en production. C'est un </w:t>
+      </w:r>
+      <w:r>
+        <w:rPr>
+          <w:b/>
+          <w:bCs/>
+        </w:rPr>
+        <w:t>emplacement centralisé, versionné et accessible</w:t>
+      </w:r>
+      <w:r>
+        <w:t xml:space="preserve"> qui découple la phase de construction de l'image de son déploiement.</w:t>
+      </w:r>
+    </w:p>
+    <w:p/>
+    <w:p>
+      <w:pPr>
+        <w:rPr>
+          <w:lang w:val="en-US"/>
+        </w:rPr>
+      </w:pPr>
+      <w:r>
+        <w:rPr>
+          <w:lang w:val="en-US"/>
+        </w:rPr>
+        <w:t xml:space="preserve">TP </w:t>
+      </w:r>
+      <w:proofErr w:type="spellStart"/>
+      <w:r>
+        <w:rPr>
+          <w:lang w:val="en-US"/>
+        </w:rPr>
+        <w:t>Github</w:t>
+      </w:r>
+      <w:proofErr w:type="spellEnd"/>
+      <w:r>
+        <w:rPr>
+          <w:lang w:val="en-US"/>
+        </w:rPr>
+        <w:t xml:space="preserve"> CLI :</w:t>
+      </w:r>
+    </w:p>
+    <w:p>
+      <w:pPr>
+        <w:rPr>
+          <w:b/>
+          <w:bCs/>
+          <w:lang w:val="en-US"/>
+        </w:rPr>
+      </w:pPr>
+      <w:r>
+        <w:rPr>
+          <w:b/>
+          <w:bCs/>
+          <w:lang w:val="en-US"/>
+        </w:rPr>
+        <w:t xml:space="preserve">2-1 : What are </w:t>
+      </w:r>
+      <w:proofErr w:type="spellStart"/>
+      <w:r>
+        <w:rPr>
+          <w:b/>
+          <w:bCs/>
+          <w:lang w:val="en-US"/>
+        </w:rPr>
+        <w:t>testcontainers</w:t>
+      </w:r>
+      <w:proofErr w:type="spellEnd"/>
+      <w:r>
+        <w:rPr>
+          <w:b/>
+          <w:bCs/>
+          <w:lang w:val="en-US"/>
+        </w:rPr>
+        <w:t>?</w:t>
+      </w:r>
+    </w:p>
+    <w:p>
+      <w:proofErr w:type="spellStart"/>
+      <w:r>
+        <w:rPr>
+          <w:b/>
+          <w:bCs/>
+        </w:rPr>
         <w:lastRenderedPageBreak/>
-        <w:t>1-10 Why do we put our images into an online repo?</w:t>
-      </w:r>
-      <w:r>
-        <w:rPr>
-          <w:lang w:val="en-US"/>
-        </w:rPr>
-        <w:br/>
-      </w:r>
-      <w:r>
-        <w:t xml:space="preserve">Nous mettons nos images dans un registre en ligne (comme Docker Hub) pour les </w:t>
-      </w:r>
-      <w:r>
-        <w:rPr>
-          <w:b/>
-          <w:bCs/>
-        </w:rPr>
-        <w:t>partager et les distribuer facilement</w:t>
-      </w:r>
-      <w:r>
-        <w:t xml:space="preserve">. Cela permet à d'autres développeurs de récupérer exactement la même image pour travailler, ou à des systèmes d'intégration continue/déploiement continu (CI/CD) de les utiliser pour automatiser les tests et les mises en production. C'est un </w:t>
-      </w:r>
-      <w:r>
-        <w:rPr>
-          <w:b/>
-          <w:bCs/>
-        </w:rPr>
-        <w:t>emplacement centralisé, versionné et accessible</w:t>
-      </w:r>
-      <w:r>
-        <w:t xml:space="preserve"> qui découple la phase de construction de l'image de son déploiement.</w:t>
-      </w:r>
-    </w:p>
-    <w:p/>
-    <w:p>
-      <w:r>
-        <w:t xml:space="preserve">TP </w:t>
-      </w:r>
-      <w:proofErr w:type="spellStart"/>
-      <w:r>
-        <w:t>Github</w:t>
-      </w:r>
-      <w:proofErr w:type="spellEnd"/>
-      <w:r>
-        <w:t xml:space="preserve"> CLI :</w:t>
-      </w:r>
-    </w:p>
-    <w:p>
-      <w:pPr>
-        <w:rPr>
-          <w:b/>
-          <w:bCs/>
-        </w:rPr>
-      </w:pPr>
-      <w:r>
-        <w:rPr>
-          <w:b/>
-          <w:bCs/>
-        </w:rPr>
-        <w:t xml:space="preserve">2-1 : </w:t>
-      </w:r>
-      <w:proofErr w:type="spellStart"/>
-      <w:r>
-        <w:rPr>
-          <w:b/>
-          <w:bCs/>
-        </w:rPr>
-        <w:t>What</w:t>
-      </w:r>
-      <w:proofErr w:type="spellEnd"/>
-      <w:r>
-        <w:rPr>
-          <w:b/>
-          <w:bCs/>
-        </w:rPr>
-        <w:t xml:space="preserve"> are </w:t>
-      </w:r>
-      <w:proofErr w:type="spellStart"/>
-      <w:r>
-        <w:rPr>
-          <w:b/>
-          <w:bCs/>
-        </w:rPr>
-        <w:t>testcontainers</w:t>
-      </w:r>
-      <w:proofErr w:type="spellEnd"/>
-      <w:r>
-        <w:rPr>
-          <w:b/>
-          <w:bCs/>
-        </w:rPr>
-        <w:t>?</w:t>
-      </w:r>
-    </w:p>
-    <w:p>
-      <w:proofErr w:type="spellStart"/>
-      <w:r>
-        <w:rPr>
-          <w:b/>
-          <w:bCs/>
-        </w:rPr>
         <w:t>Testcontainers</w:t>
       </w:r>
       <w:proofErr w:type="spellEnd"/>
@@ -1221,7 +2416,6 @@
           <w:bCs/>
           <w:lang w:val="en-US"/>
         </w:rPr>
-        <w:lastRenderedPageBreak/>
         <w:t>: For what purpose do we need to push docker images?</w:t>
       </w:r>
     </w:p>
@@ -1311,6 +2505,345 @@
 <file path=word/numbering.xml><?xml version="1.0" encoding="utf-8"?>
 <w:numbering xmlns:wpc="http://schemas.microsoft.com/office/word/2010/wordprocessingCanvas" xmlns:cx="http://schemas.microsoft.com/office/drawing/2014/chartex" xmlns:cx1="http://schemas.microsoft.com/office/drawing/2015/9/8/chartex" xmlns:cx2="http://schemas.microsoft.com/office/drawing/2015/10/21/chartex" xmlns:cx3="http://schemas.microsoft.com/office/drawing/2016/5/9/chartex" xmlns:cx4="http://schemas.microsoft.com/office/drawing/2016/5/10/chartex" xmlns:cx5="http://schemas.microsoft.com/office/drawing/2016/5/11/chartex" xmlns:cx6="http://schemas.microsoft.com/office/drawing/2016/5/12/chartex" xmlns:cx7="http://schemas.microsoft.com/office/drawing/2016/5/13/chartex" xmlns:cx8="http://schemas.microsoft.com/office/drawing/2016/5/14/chartex" xmlns:mc="http://schemas.openxmlformats.org/markup-compatibility/2006" xmlns:aink="http://schemas.microsoft.com/office/drawing/2016/ink" xmlns:am3d="http://schemas.microsoft.com/office/drawing/2017/model3d" xmlns:o="urn:schemas-microsoft-com:office:office" xmlns:oel="http://schemas.microsoft.com/office/2019/extlst" xmlns:r="http://schemas.openxmlformats.org/officeDocument/2006/relationships" xmlns:m="http://schemas.openxmlformats.org/officeDocument/2006/math" xmlns:v="urn:schemas-microsoft-com:vml" xmlns:wp14="http://schemas.microsoft.com/office/word/2010/wordprocessingDrawing" xmlns:wp="http://schemas.openxmlformats.org/drawingml/2006/wordprocessingDrawing" xmlns:w10="urn:schemas-microsoft-com:office:word" xmlns:w="http://schemas.openxmlformats.org/wordprocessingml/2006/main" xmlns:w14="http://schemas.microsoft.com/office/word/2010/wordml" xmlns:w15="http://schemas.microsoft.com/office/word/2012/wordml" xmlns:w16cex="http://schemas.microsoft.com/office/word/2018/wordml/cex" xmlns:w16cid="http://schemas.microsoft.com/office/word/2016/wordml/cid" xmlns:w16="http://schemas.microsoft.com/office/word/2018/wordml" xmlns:w16du="http://schemas.microsoft.com/office/word/2023/wordml/word16du" xmlns:w16sdtdh="http://schemas.microsoft.com/office/word/2020/wordml/sdtdatahash" xmlns:w16sdtfl="http://schemas.microsoft.com/office/word/2024/wordml/sdtformatlock" xmlns:w16se="http://schemas.microsoft.com/office/word/2015/wordml/symex" xmlns:wpg="http://schemas.microsoft.com/office/word/2010/wordprocessingGroup" xmlns:wpi="http://schemas.microsoft.com/office/word/2010/wordprocessingInk" xmlns:wne="http://schemas.microsoft.com/office/word/2006/wordml" xmlns:wps="http://schemas.microsoft.com/office/word/2010/wordprocessingShape" mc:Ignorable="w14 w15 w16se w16cid w16 w16cex w16sdtdh w16sdtfl w16du wp14">
   <w:abstractNum w:abstractNumId="0" w15:restartNumberingAfterBreak="0">
+    <w:nsid w:val="283F3157"/>
+    <w:multiLevelType w:val="multilevel"/>
+    <w:tmpl w:val="3208C318"/>
+    <w:lvl w:ilvl="0">
+      <w:start w:val="1"/>
+      <w:numFmt w:val="decimal"/>
+      <w:lvlText w:val="%1"/>
+      <w:lvlJc w:val="left"/>
+      <w:pPr>
+        <w:ind w:left="480" w:hanging="480"/>
+      </w:pPr>
+      <w:rPr>
+        <w:rFonts w:hint="default"/>
+      </w:rPr>
+    </w:lvl>
+    <w:lvl w:ilvl="1">
+      <w:start w:val="1"/>
+      <w:numFmt w:val="decimal"/>
+      <w:lvlText w:val="%1.%2"/>
+      <w:lvlJc w:val="left"/>
+      <w:pPr>
+        <w:ind w:left="720" w:hanging="720"/>
+      </w:pPr>
+      <w:rPr>
+        <w:rFonts w:hint="default"/>
+      </w:rPr>
+    </w:lvl>
+    <w:lvl w:ilvl="2">
+      <w:start w:val="1"/>
+      <w:numFmt w:val="decimal"/>
+      <w:lvlText w:val="%1.%2.%3"/>
+      <w:lvlJc w:val="left"/>
+      <w:pPr>
+        <w:ind w:left="720" w:hanging="720"/>
+      </w:pPr>
+      <w:rPr>
+        <w:rFonts w:hint="default"/>
+      </w:rPr>
+    </w:lvl>
+    <w:lvl w:ilvl="3">
+      <w:start w:val="1"/>
+      <w:numFmt w:val="decimal"/>
+      <w:lvlText w:val="%1.%2.%3.%4"/>
+      <w:lvlJc w:val="left"/>
+      <w:pPr>
+        <w:ind w:left="1080" w:hanging="1080"/>
+      </w:pPr>
+      <w:rPr>
+        <w:rFonts w:hint="default"/>
+      </w:rPr>
+    </w:lvl>
+    <w:lvl w:ilvl="4">
+      <w:start w:val="1"/>
+      <w:numFmt w:val="decimal"/>
+      <w:lvlText w:val="%1.%2.%3.%4.%5"/>
+      <w:lvlJc w:val="left"/>
+      <w:pPr>
+        <w:ind w:left="1440" w:hanging="1440"/>
+      </w:pPr>
+      <w:rPr>
+        <w:rFonts w:hint="default"/>
+      </w:rPr>
+    </w:lvl>
+    <w:lvl w:ilvl="5">
+      <w:start w:val="1"/>
+      <w:numFmt w:val="decimal"/>
+      <w:lvlText w:val="%1.%2.%3.%4.%5.%6"/>
+      <w:lvlJc w:val="left"/>
+      <w:pPr>
+        <w:ind w:left="1440" w:hanging="1440"/>
+      </w:pPr>
+      <w:rPr>
+        <w:rFonts w:hint="default"/>
+      </w:rPr>
+    </w:lvl>
+    <w:lvl w:ilvl="6">
+      <w:start w:val="1"/>
+      <w:numFmt w:val="decimal"/>
+      <w:lvlText w:val="%1.%2.%3.%4.%5.%6.%7"/>
+      <w:lvlJc w:val="left"/>
+      <w:pPr>
+        <w:ind w:left="1800" w:hanging="1800"/>
+      </w:pPr>
+      <w:rPr>
+        <w:rFonts w:hint="default"/>
+      </w:rPr>
+    </w:lvl>
+    <w:lvl w:ilvl="7">
+      <w:start w:val="1"/>
+      <w:numFmt w:val="decimal"/>
+      <w:lvlText w:val="%1.%2.%3.%4.%5.%6.%7.%8"/>
+      <w:lvlJc w:val="left"/>
+      <w:pPr>
+        <w:ind w:left="2160" w:hanging="2160"/>
+      </w:pPr>
+      <w:rPr>
+        <w:rFonts w:hint="default"/>
+      </w:rPr>
+    </w:lvl>
+    <w:lvl w:ilvl="8">
+      <w:start w:val="1"/>
+      <w:numFmt w:val="decimal"/>
+      <w:lvlText w:val="%1.%2.%3.%4.%5.%6.%7.%8.%9"/>
+      <w:lvlJc w:val="left"/>
+      <w:pPr>
+        <w:ind w:left="2160" w:hanging="2160"/>
+      </w:pPr>
+      <w:rPr>
+        <w:rFonts w:hint="default"/>
+      </w:rPr>
+    </w:lvl>
+  </w:abstractNum>
+  <w:abstractNum w:abstractNumId="1" w15:restartNumberingAfterBreak="0">
+    <w:nsid w:val="29BF304D"/>
+    <w:multiLevelType w:val="multilevel"/>
+    <w:tmpl w:val="EDDEE840"/>
+    <w:lvl w:ilvl="0">
+      <w:start w:val="1"/>
+      <w:numFmt w:val="decimal"/>
+      <w:lvlText w:val="%1"/>
+      <w:lvlJc w:val="left"/>
+      <w:pPr>
+        <w:ind w:left="380" w:hanging="380"/>
+      </w:pPr>
+      <w:rPr>
+        <w:rFonts w:hint="default"/>
+      </w:rPr>
+    </w:lvl>
+    <w:lvl w:ilvl="1">
+      <w:start w:val="1"/>
+      <w:numFmt w:val="decimal"/>
+      <w:lvlText w:val="%1.%2"/>
+      <w:lvlJc w:val="left"/>
+      <w:pPr>
+        <w:ind w:left="720" w:hanging="720"/>
+      </w:pPr>
+      <w:rPr>
+        <w:rFonts w:hint="default"/>
+      </w:rPr>
+    </w:lvl>
+    <w:lvl w:ilvl="2">
+      <w:start w:val="1"/>
+      <w:numFmt w:val="decimal"/>
+      <w:lvlText w:val="%1.%2.%3"/>
+      <w:lvlJc w:val="left"/>
+      <w:pPr>
+        <w:ind w:left="720" w:hanging="720"/>
+      </w:pPr>
+      <w:rPr>
+        <w:rFonts w:hint="default"/>
+      </w:rPr>
+    </w:lvl>
+    <w:lvl w:ilvl="3">
+      <w:start w:val="1"/>
+      <w:numFmt w:val="decimal"/>
+      <w:lvlText w:val="%1.%2.%3.%4"/>
+      <w:lvlJc w:val="left"/>
+      <w:pPr>
+        <w:ind w:left="1080" w:hanging="1080"/>
+      </w:pPr>
+      <w:rPr>
+        <w:rFonts w:hint="default"/>
+      </w:rPr>
+    </w:lvl>
+    <w:lvl w:ilvl="4">
+      <w:start w:val="1"/>
+      <w:numFmt w:val="decimal"/>
+      <w:lvlText w:val="%1.%2.%3.%4.%5"/>
+      <w:lvlJc w:val="left"/>
+      <w:pPr>
+        <w:ind w:left="1080" w:hanging="1080"/>
+      </w:pPr>
+      <w:rPr>
+        <w:rFonts w:hint="default"/>
+      </w:rPr>
+    </w:lvl>
+    <w:lvl w:ilvl="5">
+      <w:start w:val="1"/>
+      <w:numFmt w:val="decimal"/>
+      <w:lvlText w:val="%1.%2.%3.%4.%5.%6"/>
+      <w:lvlJc w:val="left"/>
+      <w:pPr>
+        <w:ind w:left="1440" w:hanging="1440"/>
+      </w:pPr>
+      <w:rPr>
+        <w:rFonts w:hint="default"/>
+      </w:rPr>
+    </w:lvl>
+    <w:lvl w:ilvl="6">
+      <w:start w:val="1"/>
+      <w:numFmt w:val="decimal"/>
+      <w:lvlText w:val="%1.%2.%3.%4.%5.%6.%7"/>
+      <w:lvlJc w:val="left"/>
+      <w:pPr>
+        <w:ind w:left="1800" w:hanging="1800"/>
+      </w:pPr>
+      <w:rPr>
+        <w:rFonts w:hint="default"/>
+      </w:rPr>
+    </w:lvl>
+    <w:lvl w:ilvl="7">
+      <w:start w:val="1"/>
+      <w:numFmt w:val="decimal"/>
+      <w:lvlText w:val="%1.%2.%3.%4.%5.%6.%7.%8"/>
+      <w:lvlJc w:val="left"/>
+      <w:pPr>
+        <w:ind w:left="1800" w:hanging="1800"/>
+      </w:pPr>
+      <w:rPr>
+        <w:rFonts w:hint="default"/>
+      </w:rPr>
+    </w:lvl>
+    <w:lvl w:ilvl="8">
+      <w:start w:val="1"/>
+      <w:numFmt w:val="decimal"/>
+      <w:lvlText w:val="%1.%2.%3.%4.%5.%6.%7.%8.%9"/>
+      <w:lvlJc w:val="left"/>
+      <w:pPr>
+        <w:ind w:left="2160" w:hanging="2160"/>
+      </w:pPr>
+      <w:rPr>
+        <w:rFonts w:hint="default"/>
+      </w:rPr>
+    </w:lvl>
+  </w:abstractNum>
+  <w:abstractNum w:abstractNumId="2" w15:restartNumberingAfterBreak="0">
+    <w:nsid w:val="2C7F4695"/>
+    <w:multiLevelType w:val="multilevel"/>
+    <w:tmpl w:val="3522C3F6"/>
+    <w:lvl w:ilvl="0">
+      <w:start w:val="1"/>
+      <w:numFmt w:val="decimal"/>
+      <w:lvlText w:val="%1"/>
+      <w:lvlJc w:val="left"/>
+      <w:pPr>
+        <w:ind w:left="360" w:hanging="360"/>
+      </w:pPr>
+      <w:rPr>
+        <w:rFonts w:hint="default"/>
+      </w:rPr>
+    </w:lvl>
+    <w:lvl w:ilvl="1">
+      <w:start w:val="1"/>
+      <w:numFmt w:val="decimal"/>
+      <w:lvlText w:val="%1.%2"/>
+      <w:lvlJc w:val="left"/>
+      <w:pPr>
+        <w:ind w:left="360" w:hanging="360"/>
+      </w:pPr>
+      <w:rPr>
+        <w:rFonts w:hint="default"/>
+      </w:rPr>
+    </w:lvl>
+    <w:lvl w:ilvl="2">
+      <w:start w:val="1"/>
+      <w:numFmt w:val="decimal"/>
+      <w:lvlText w:val="%1.%2.%3"/>
+      <w:lvlJc w:val="left"/>
+      <w:pPr>
+        <w:ind w:left="720" w:hanging="720"/>
+      </w:pPr>
+      <w:rPr>
+        <w:rFonts w:hint="default"/>
+      </w:rPr>
+    </w:lvl>
+    <w:lvl w:ilvl="3">
+      <w:start w:val="1"/>
+      <w:numFmt w:val="decimal"/>
+      <w:lvlText w:val="%1.%2.%3.%4"/>
+      <w:lvlJc w:val="left"/>
+      <w:pPr>
+        <w:ind w:left="1080" w:hanging="1080"/>
+      </w:pPr>
+      <w:rPr>
+        <w:rFonts w:hint="default"/>
+      </w:rPr>
+    </w:lvl>
+    <w:lvl w:ilvl="4">
+      <w:start w:val="1"/>
+      <w:numFmt w:val="decimal"/>
+      <w:lvlText w:val="%1.%2.%3.%4.%5"/>
+      <w:lvlJc w:val="left"/>
+      <w:pPr>
+        <w:ind w:left="1080" w:hanging="1080"/>
+      </w:pPr>
+      <w:rPr>
+        <w:rFonts w:hint="default"/>
+      </w:rPr>
+    </w:lvl>
+    <w:lvl w:ilvl="5">
+      <w:start w:val="1"/>
+      <w:numFmt w:val="decimal"/>
+      <w:lvlText w:val="%1.%2.%3.%4.%5.%6"/>
+      <w:lvlJc w:val="left"/>
+      <w:pPr>
+        <w:ind w:left="1440" w:hanging="1440"/>
+      </w:pPr>
+      <w:rPr>
+        <w:rFonts w:hint="default"/>
+      </w:rPr>
+    </w:lvl>
+    <w:lvl w:ilvl="6">
+      <w:start w:val="1"/>
+      <w:numFmt w:val="decimal"/>
+      <w:lvlText w:val="%1.%2.%3.%4.%5.%6.%7"/>
+      <w:lvlJc w:val="left"/>
+      <w:pPr>
+        <w:ind w:left="1440" w:hanging="1440"/>
+      </w:pPr>
+      <w:rPr>
+        <w:rFonts w:hint="default"/>
+      </w:rPr>
+    </w:lvl>
+    <w:lvl w:ilvl="7">
+      <w:start w:val="1"/>
+      <w:numFmt w:val="decimal"/>
+      <w:lvlText w:val="%1.%2.%3.%4.%5.%6.%7.%8"/>
+      <w:lvlJc w:val="left"/>
+      <w:pPr>
+        <w:ind w:left="1800" w:hanging="1800"/>
+      </w:pPr>
+      <w:rPr>
+        <w:rFonts w:hint="default"/>
+      </w:rPr>
+    </w:lvl>
+    <w:lvl w:ilvl="8">
+      <w:start w:val="1"/>
+      <w:numFmt w:val="decimal"/>
+      <w:lvlText w:val="%1.%2.%3.%4.%5.%6.%7.%8.%9"/>
+      <w:lvlJc w:val="left"/>
+      <w:pPr>
+        <w:ind w:left="1800" w:hanging="1800"/>
+      </w:pPr>
+      <w:rPr>
+        <w:rFonts w:hint="default"/>
+      </w:rPr>
+    </w:lvl>
+  </w:abstractNum>
+  <w:abstractNum w:abstractNumId="3" w15:restartNumberingAfterBreak="0">
     <w:nsid w:val="2F574C8E"/>
     <w:multiLevelType w:val="multilevel"/>
     <w:tmpl w:val="45D204E4"/>
@@ -1423,7 +2956,346 @@
       </w:rPr>
     </w:lvl>
   </w:abstractNum>
-  <w:abstractNum w:abstractNumId="1" w15:restartNumberingAfterBreak="0">
+  <w:abstractNum w:abstractNumId="4" w15:restartNumberingAfterBreak="0">
+    <w:nsid w:val="383E7167"/>
+    <w:multiLevelType w:val="multilevel"/>
+    <w:tmpl w:val="EDDEE840"/>
+    <w:lvl w:ilvl="0">
+      <w:start w:val="1"/>
+      <w:numFmt w:val="decimal"/>
+      <w:lvlText w:val="%1"/>
+      <w:lvlJc w:val="left"/>
+      <w:pPr>
+        <w:ind w:left="380" w:hanging="380"/>
+      </w:pPr>
+      <w:rPr>
+        <w:rFonts w:hint="default"/>
+      </w:rPr>
+    </w:lvl>
+    <w:lvl w:ilvl="1">
+      <w:start w:val="1"/>
+      <w:numFmt w:val="decimal"/>
+      <w:lvlText w:val="%1.%2"/>
+      <w:lvlJc w:val="left"/>
+      <w:pPr>
+        <w:ind w:left="720" w:hanging="720"/>
+      </w:pPr>
+      <w:rPr>
+        <w:rFonts w:hint="default"/>
+      </w:rPr>
+    </w:lvl>
+    <w:lvl w:ilvl="2">
+      <w:start w:val="1"/>
+      <w:numFmt w:val="decimal"/>
+      <w:lvlText w:val="%1.%2.%3"/>
+      <w:lvlJc w:val="left"/>
+      <w:pPr>
+        <w:ind w:left="720" w:hanging="720"/>
+      </w:pPr>
+      <w:rPr>
+        <w:rFonts w:hint="default"/>
+      </w:rPr>
+    </w:lvl>
+    <w:lvl w:ilvl="3">
+      <w:start w:val="1"/>
+      <w:numFmt w:val="decimal"/>
+      <w:lvlText w:val="%1.%2.%3.%4"/>
+      <w:lvlJc w:val="left"/>
+      <w:pPr>
+        <w:ind w:left="1080" w:hanging="1080"/>
+      </w:pPr>
+      <w:rPr>
+        <w:rFonts w:hint="default"/>
+      </w:rPr>
+    </w:lvl>
+    <w:lvl w:ilvl="4">
+      <w:start w:val="1"/>
+      <w:numFmt w:val="decimal"/>
+      <w:lvlText w:val="%1.%2.%3.%4.%5"/>
+      <w:lvlJc w:val="left"/>
+      <w:pPr>
+        <w:ind w:left="1080" w:hanging="1080"/>
+      </w:pPr>
+      <w:rPr>
+        <w:rFonts w:hint="default"/>
+      </w:rPr>
+    </w:lvl>
+    <w:lvl w:ilvl="5">
+      <w:start w:val="1"/>
+      <w:numFmt w:val="decimal"/>
+      <w:lvlText w:val="%1.%2.%3.%4.%5.%6"/>
+      <w:lvlJc w:val="left"/>
+      <w:pPr>
+        <w:ind w:left="1440" w:hanging="1440"/>
+      </w:pPr>
+      <w:rPr>
+        <w:rFonts w:hint="default"/>
+      </w:rPr>
+    </w:lvl>
+    <w:lvl w:ilvl="6">
+      <w:start w:val="1"/>
+      <w:numFmt w:val="decimal"/>
+      <w:lvlText w:val="%1.%2.%3.%4.%5.%6.%7"/>
+      <w:lvlJc w:val="left"/>
+      <w:pPr>
+        <w:ind w:left="1800" w:hanging="1800"/>
+      </w:pPr>
+      <w:rPr>
+        <w:rFonts w:hint="default"/>
+      </w:rPr>
+    </w:lvl>
+    <w:lvl w:ilvl="7">
+      <w:start w:val="1"/>
+      <w:numFmt w:val="decimal"/>
+      <w:lvlText w:val="%1.%2.%3.%4.%5.%6.%7.%8"/>
+      <w:lvlJc w:val="left"/>
+      <w:pPr>
+        <w:ind w:left="1800" w:hanging="1800"/>
+      </w:pPr>
+      <w:rPr>
+        <w:rFonts w:hint="default"/>
+      </w:rPr>
+    </w:lvl>
+    <w:lvl w:ilvl="8">
+      <w:start w:val="1"/>
+      <w:numFmt w:val="decimal"/>
+      <w:lvlText w:val="%1.%2.%3.%4.%5.%6.%7.%8.%9"/>
+      <w:lvlJc w:val="left"/>
+      <w:pPr>
+        <w:ind w:left="2160" w:hanging="2160"/>
+      </w:pPr>
+      <w:rPr>
+        <w:rFonts w:hint="default"/>
+      </w:rPr>
+    </w:lvl>
+  </w:abstractNum>
+  <w:abstractNum w:abstractNumId="5" w15:restartNumberingAfterBreak="0">
+    <w:nsid w:val="403A31FB"/>
+    <w:multiLevelType w:val="multilevel"/>
+    <w:tmpl w:val="3A240AA2"/>
+    <w:lvl w:ilvl="0">
+      <w:start w:val="1"/>
+      <w:numFmt w:val="decimal"/>
+      <w:lvlText w:val="%1"/>
+      <w:lvlJc w:val="left"/>
+      <w:pPr>
+        <w:ind w:left="370" w:hanging="370"/>
+      </w:pPr>
+      <w:rPr>
+        <w:rFonts w:hint="default"/>
+      </w:rPr>
+    </w:lvl>
+    <w:lvl w:ilvl="1">
+      <w:start w:val="1"/>
+      <w:numFmt w:val="decimal"/>
+      <w:lvlText w:val="%1.%2"/>
+      <w:lvlJc w:val="left"/>
+      <w:pPr>
+        <w:ind w:left="370" w:hanging="370"/>
+      </w:pPr>
+      <w:rPr>
+        <w:rFonts w:hint="default"/>
+      </w:rPr>
+    </w:lvl>
+    <w:lvl w:ilvl="2">
+      <w:start w:val="1"/>
+      <w:numFmt w:val="decimal"/>
+      <w:lvlText w:val="%1.%2.%3"/>
+      <w:lvlJc w:val="left"/>
+      <w:pPr>
+        <w:ind w:left="720" w:hanging="720"/>
+      </w:pPr>
+      <w:rPr>
+        <w:rFonts w:hint="default"/>
+      </w:rPr>
+    </w:lvl>
+    <w:lvl w:ilvl="3">
+      <w:start w:val="1"/>
+      <w:numFmt w:val="decimal"/>
+      <w:lvlText w:val="%1.%2.%3.%4"/>
+      <w:lvlJc w:val="left"/>
+      <w:pPr>
+        <w:ind w:left="1080" w:hanging="1080"/>
+      </w:pPr>
+      <w:rPr>
+        <w:rFonts w:hint="default"/>
+      </w:rPr>
+    </w:lvl>
+    <w:lvl w:ilvl="4">
+      <w:start w:val="1"/>
+      <w:numFmt w:val="decimal"/>
+      <w:lvlText w:val="%1.%2.%3.%4.%5"/>
+      <w:lvlJc w:val="left"/>
+      <w:pPr>
+        <w:ind w:left="1080" w:hanging="1080"/>
+      </w:pPr>
+      <w:rPr>
+        <w:rFonts w:hint="default"/>
+      </w:rPr>
+    </w:lvl>
+    <w:lvl w:ilvl="5">
+      <w:start w:val="1"/>
+      <w:numFmt w:val="decimal"/>
+      <w:lvlText w:val="%1.%2.%3.%4.%5.%6"/>
+      <w:lvlJc w:val="left"/>
+      <w:pPr>
+        <w:ind w:left="1440" w:hanging="1440"/>
+      </w:pPr>
+      <w:rPr>
+        <w:rFonts w:hint="default"/>
+      </w:rPr>
+    </w:lvl>
+    <w:lvl w:ilvl="6">
+      <w:start w:val="1"/>
+      <w:numFmt w:val="decimal"/>
+      <w:lvlText w:val="%1.%2.%3.%4.%5.%6.%7"/>
+      <w:lvlJc w:val="left"/>
+      <w:pPr>
+        <w:ind w:left="1440" w:hanging="1440"/>
+      </w:pPr>
+      <w:rPr>
+        <w:rFonts w:hint="default"/>
+      </w:rPr>
+    </w:lvl>
+    <w:lvl w:ilvl="7">
+      <w:start w:val="1"/>
+      <w:numFmt w:val="decimal"/>
+      <w:lvlText w:val="%1.%2.%3.%4.%5.%6.%7.%8"/>
+      <w:lvlJc w:val="left"/>
+      <w:pPr>
+        <w:ind w:left="1800" w:hanging="1800"/>
+      </w:pPr>
+      <w:rPr>
+        <w:rFonts w:hint="default"/>
+      </w:rPr>
+    </w:lvl>
+    <w:lvl w:ilvl="8">
+      <w:start w:val="1"/>
+      <w:numFmt w:val="decimal"/>
+      <w:lvlText w:val="%1.%2.%3.%4.%5.%6.%7.%8.%9"/>
+      <w:lvlJc w:val="left"/>
+      <w:pPr>
+        <w:ind w:left="1800" w:hanging="1800"/>
+      </w:pPr>
+      <w:rPr>
+        <w:rFonts w:hint="default"/>
+      </w:rPr>
+    </w:lvl>
+  </w:abstractNum>
+  <w:abstractNum w:abstractNumId="6" w15:restartNumberingAfterBreak="0">
+    <w:nsid w:val="47FA07AB"/>
+    <w:multiLevelType w:val="multilevel"/>
+    <w:tmpl w:val="DAFC88C8"/>
+    <w:lvl w:ilvl="0">
+      <w:start w:val="1"/>
+      <w:numFmt w:val="decimal"/>
+      <w:lvlText w:val="%1"/>
+      <w:lvlJc w:val="left"/>
+      <w:pPr>
+        <w:ind w:left="360" w:hanging="360"/>
+      </w:pPr>
+      <w:rPr>
+        <w:rFonts w:hint="default"/>
+      </w:rPr>
+    </w:lvl>
+    <w:lvl w:ilvl="1">
+      <w:start w:val="1"/>
+      <w:numFmt w:val="decimal"/>
+      <w:lvlText w:val="%1-%2"/>
+      <w:lvlJc w:val="left"/>
+      <w:pPr>
+        <w:ind w:left="360" w:hanging="360"/>
+      </w:pPr>
+      <w:rPr>
+        <w:rFonts w:hint="default"/>
+      </w:rPr>
+    </w:lvl>
+    <w:lvl w:ilvl="2">
+      <w:start w:val="1"/>
+      <w:numFmt w:val="decimal"/>
+      <w:lvlText w:val="%1-%2.%3"/>
+      <w:lvlJc w:val="left"/>
+      <w:pPr>
+        <w:ind w:left="720" w:hanging="720"/>
+      </w:pPr>
+      <w:rPr>
+        <w:rFonts w:hint="default"/>
+      </w:rPr>
+    </w:lvl>
+    <w:lvl w:ilvl="3">
+      <w:start w:val="1"/>
+      <w:numFmt w:val="decimal"/>
+      <w:lvlText w:val="%1-%2.%3.%4"/>
+      <w:lvlJc w:val="left"/>
+      <w:pPr>
+        <w:ind w:left="1080" w:hanging="1080"/>
+      </w:pPr>
+      <w:rPr>
+        <w:rFonts w:hint="default"/>
+      </w:rPr>
+    </w:lvl>
+    <w:lvl w:ilvl="4">
+      <w:start w:val="1"/>
+      <w:numFmt w:val="decimal"/>
+      <w:lvlText w:val="%1-%2.%3.%4.%5"/>
+      <w:lvlJc w:val="left"/>
+      <w:pPr>
+        <w:ind w:left="1080" w:hanging="1080"/>
+      </w:pPr>
+      <w:rPr>
+        <w:rFonts w:hint="default"/>
+      </w:rPr>
+    </w:lvl>
+    <w:lvl w:ilvl="5">
+      <w:start w:val="1"/>
+      <w:numFmt w:val="decimal"/>
+      <w:lvlText w:val="%1-%2.%3.%4.%5.%6"/>
+      <w:lvlJc w:val="left"/>
+      <w:pPr>
+        <w:ind w:left="1440" w:hanging="1440"/>
+      </w:pPr>
+      <w:rPr>
+        <w:rFonts w:hint="default"/>
+      </w:rPr>
+    </w:lvl>
+    <w:lvl w:ilvl="6">
+      <w:start w:val="1"/>
+      <w:numFmt w:val="decimal"/>
+      <w:lvlText w:val="%1-%2.%3.%4.%5.%6.%7"/>
+      <w:lvlJc w:val="left"/>
+      <w:pPr>
+        <w:ind w:left="1440" w:hanging="1440"/>
+      </w:pPr>
+      <w:rPr>
+        <w:rFonts w:hint="default"/>
+      </w:rPr>
+    </w:lvl>
+    <w:lvl w:ilvl="7">
+      <w:start w:val="1"/>
+      <w:numFmt w:val="decimal"/>
+      <w:lvlText w:val="%1-%2.%3.%4.%5.%6.%7.%8"/>
+      <w:lvlJc w:val="left"/>
+      <w:pPr>
+        <w:ind w:left="1800" w:hanging="1800"/>
+      </w:pPr>
+      <w:rPr>
+        <w:rFonts w:hint="default"/>
+      </w:rPr>
+    </w:lvl>
+    <w:lvl w:ilvl="8">
+      <w:start w:val="1"/>
+      <w:numFmt w:val="decimal"/>
+      <w:lvlText w:val="%1-%2.%3.%4.%5.%6.%7.%8.%9"/>
+      <w:lvlJc w:val="left"/>
+      <w:pPr>
+        <w:ind w:left="1800" w:hanging="1800"/>
+      </w:pPr>
+      <w:rPr>
+        <w:rFonts w:hint="default"/>
+      </w:rPr>
+    </w:lvl>
+  </w:abstractNum>
+  <w:abstractNum w:abstractNumId="7" w15:restartNumberingAfterBreak="0">
     <w:nsid w:val="4A816890"/>
     <w:multiLevelType w:val="multilevel"/>
     <w:tmpl w:val="4ABA1252"/>
@@ -1536,7 +3408,233 @@
       </w:pPr>
     </w:lvl>
   </w:abstractNum>
-  <w:abstractNum w:abstractNumId="2" w15:restartNumberingAfterBreak="0">
+  <w:abstractNum w:abstractNumId="8" w15:restartNumberingAfterBreak="0">
+    <w:nsid w:val="4BE836B9"/>
+    <w:multiLevelType w:val="multilevel"/>
+    <w:tmpl w:val="3522C3F6"/>
+    <w:lvl w:ilvl="0">
+      <w:start w:val="1"/>
+      <w:numFmt w:val="decimal"/>
+      <w:lvlText w:val="%1"/>
+      <w:lvlJc w:val="left"/>
+      <w:pPr>
+        <w:ind w:left="360" w:hanging="360"/>
+      </w:pPr>
+      <w:rPr>
+        <w:rFonts w:hint="default"/>
+      </w:rPr>
+    </w:lvl>
+    <w:lvl w:ilvl="1">
+      <w:start w:val="1"/>
+      <w:numFmt w:val="decimal"/>
+      <w:lvlText w:val="%1.%2"/>
+      <w:lvlJc w:val="left"/>
+      <w:pPr>
+        <w:ind w:left="360" w:hanging="360"/>
+      </w:pPr>
+      <w:rPr>
+        <w:rFonts w:hint="default"/>
+      </w:rPr>
+    </w:lvl>
+    <w:lvl w:ilvl="2">
+      <w:start w:val="1"/>
+      <w:numFmt w:val="decimal"/>
+      <w:lvlText w:val="%1.%2.%3"/>
+      <w:lvlJc w:val="left"/>
+      <w:pPr>
+        <w:ind w:left="720" w:hanging="720"/>
+      </w:pPr>
+      <w:rPr>
+        <w:rFonts w:hint="default"/>
+      </w:rPr>
+    </w:lvl>
+    <w:lvl w:ilvl="3">
+      <w:start w:val="1"/>
+      <w:numFmt w:val="decimal"/>
+      <w:lvlText w:val="%1.%2.%3.%4"/>
+      <w:lvlJc w:val="left"/>
+      <w:pPr>
+        <w:ind w:left="1080" w:hanging="1080"/>
+      </w:pPr>
+      <w:rPr>
+        <w:rFonts w:hint="default"/>
+      </w:rPr>
+    </w:lvl>
+    <w:lvl w:ilvl="4">
+      <w:start w:val="1"/>
+      <w:numFmt w:val="decimal"/>
+      <w:lvlText w:val="%1.%2.%3.%4.%5"/>
+      <w:lvlJc w:val="left"/>
+      <w:pPr>
+        <w:ind w:left="1080" w:hanging="1080"/>
+      </w:pPr>
+      <w:rPr>
+        <w:rFonts w:hint="default"/>
+      </w:rPr>
+    </w:lvl>
+    <w:lvl w:ilvl="5">
+      <w:start w:val="1"/>
+      <w:numFmt w:val="decimal"/>
+      <w:lvlText w:val="%1.%2.%3.%4.%5.%6"/>
+      <w:lvlJc w:val="left"/>
+      <w:pPr>
+        <w:ind w:left="1440" w:hanging="1440"/>
+      </w:pPr>
+      <w:rPr>
+        <w:rFonts w:hint="default"/>
+      </w:rPr>
+    </w:lvl>
+    <w:lvl w:ilvl="6">
+      <w:start w:val="1"/>
+      <w:numFmt w:val="decimal"/>
+      <w:lvlText w:val="%1.%2.%3.%4.%5.%6.%7"/>
+      <w:lvlJc w:val="left"/>
+      <w:pPr>
+        <w:ind w:left="1440" w:hanging="1440"/>
+      </w:pPr>
+      <w:rPr>
+        <w:rFonts w:hint="default"/>
+      </w:rPr>
+    </w:lvl>
+    <w:lvl w:ilvl="7">
+      <w:start w:val="1"/>
+      <w:numFmt w:val="decimal"/>
+      <w:lvlText w:val="%1.%2.%3.%4.%5.%6.%7.%8"/>
+      <w:lvlJc w:val="left"/>
+      <w:pPr>
+        <w:ind w:left="1800" w:hanging="1800"/>
+      </w:pPr>
+      <w:rPr>
+        <w:rFonts w:hint="default"/>
+      </w:rPr>
+    </w:lvl>
+    <w:lvl w:ilvl="8">
+      <w:start w:val="1"/>
+      <w:numFmt w:val="decimal"/>
+      <w:lvlText w:val="%1.%2.%3.%4.%5.%6.%7.%8.%9"/>
+      <w:lvlJc w:val="left"/>
+      <w:pPr>
+        <w:ind w:left="1800" w:hanging="1800"/>
+      </w:pPr>
+      <w:rPr>
+        <w:rFonts w:hint="default"/>
+      </w:rPr>
+    </w:lvl>
+  </w:abstractNum>
+  <w:abstractNum w:abstractNumId="9" w15:restartNumberingAfterBreak="0">
+    <w:nsid w:val="4D725B4B"/>
+    <w:multiLevelType w:val="multilevel"/>
+    <w:tmpl w:val="EDDEE840"/>
+    <w:lvl w:ilvl="0">
+      <w:start w:val="1"/>
+      <w:numFmt w:val="decimal"/>
+      <w:lvlText w:val="%1"/>
+      <w:lvlJc w:val="left"/>
+      <w:pPr>
+        <w:ind w:left="380" w:hanging="380"/>
+      </w:pPr>
+      <w:rPr>
+        <w:rFonts w:hint="default"/>
+      </w:rPr>
+    </w:lvl>
+    <w:lvl w:ilvl="1">
+      <w:start w:val="1"/>
+      <w:numFmt w:val="decimal"/>
+      <w:lvlText w:val="%1.%2"/>
+      <w:lvlJc w:val="left"/>
+      <w:pPr>
+        <w:ind w:left="720" w:hanging="720"/>
+      </w:pPr>
+      <w:rPr>
+        <w:rFonts w:hint="default"/>
+      </w:rPr>
+    </w:lvl>
+    <w:lvl w:ilvl="2">
+      <w:start w:val="1"/>
+      <w:numFmt w:val="decimal"/>
+      <w:lvlText w:val="%1.%2.%3"/>
+      <w:lvlJc w:val="left"/>
+      <w:pPr>
+        <w:ind w:left="720" w:hanging="720"/>
+      </w:pPr>
+      <w:rPr>
+        <w:rFonts w:hint="default"/>
+      </w:rPr>
+    </w:lvl>
+    <w:lvl w:ilvl="3">
+      <w:start w:val="1"/>
+      <w:numFmt w:val="decimal"/>
+      <w:lvlText w:val="%1.%2.%3.%4"/>
+      <w:lvlJc w:val="left"/>
+      <w:pPr>
+        <w:ind w:left="1080" w:hanging="1080"/>
+      </w:pPr>
+      <w:rPr>
+        <w:rFonts w:hint="default"/>
+      </w:rPr>
+    </w:lvl>
+    <w:lvl w:ilvl="4">
+      <w:start w:val="1"/>
+      <w:numFmt w:val="decimal"/>
+      <w:lvlText w:val="%1.%2.%3.%4.%5"/>
+      <w:lvlJc w:val="left"/>
+      <w:pPr>
+        <w:ind w:left="1080" w:hanging="1080"/>
+      </w:pPr>
+      <w:rPr>
+        <w:rFonts w:hint="default"/>
+      </w:rPr>
+    </w:lvl>
+    <w:lvl w:ilvl="5">
+      <w:start w:val="1"/>
+      <w:numFmt w:val="decimal"/>
+      <w:lvlText w:val="%1.%2.%3.%4.%5.%6"/>
+      <w:lvlJc w:val="left"/>
+      <w:pPr>
+        <w:ind w:left="1440" w:hanging="1440"/>
+      </w:pPr>
+      <w:rPr>
+        <w:rFonts w:hint="default"/>
+      </w:rPr>
+    </w:lvl>
+    <w:lvl w:ilvl="6">
+      <w:start w:val="1"/>
+      <w:numFmt w:val="decimal"/>
+      <w:lvlText w:val="%1.%2.%3.%4.%5.%6.%7"/>
+      <w:lvlJc w:val="left"/>
+      <w:pPr>
+        <w:ind w:left="1800" w:hanging="1800"/>
+      </w:pPr>
+      <w:rPr>
+        <w:rFonts w:hint="default"/>
+      </w:rPr>
+    </w:lvl>
+    <w:lvl w:ilvl="7">
+      <w:start w:val="1"/>
+      <w:numFmt w:val="decimal"/>
+      <w:lvlText w:val="%1.%2.%3.%4.%5.%6.%7.%8"/>
+      <w:lvlJc w:val="left"/>
+      <w:pPr>
+        <w:ind w:left="1800" w:hanging="1800"/>
+      </w:pPr>
+      <w:rPr>
+        <w:rFonts w:hint="default"/>
+      </w:rPr>
+    </w:lvl>
+    <w:lvl w:ilvl="8">
+      <w:start w:val="1"/>
+      <w:numFmt w:val="decimal"/>
+      <w:lvlText w:val="%1.%2.%3.%4.%5.%6.%7.%8.%9"/>
+      <w:lvlJc w:val="left"/>
+      <w:pPr>
+        <w:ind w:left="2160" w:hanging="2160"/>
+      </w:pPr>
+      <w:rPr>
+        <w:rFonts w:hint="default"/>
+      </w:rPr>
+    </w:lvl>
+  </w:abstractNum>
+  <w:abstractNum w:abstractNumId="10" w15:restartNumberingAfterBreak="0">
     <w:nsid w:val="50BD1B7C"/>
     <w:multiLevelType w:val="multilevel"/>
     <w:tmpl w:val="5540F0F2"/>
@@ -1685,7 +3783,233 @@
       </w:rPr>
     </w:lvl>
   </w:abstractNum>
-  <w:abstractNum w:abstractNumId="3" w15:restartNumberingAfterBreak="0">
+  <w:abstractNum w:abstractNumId="11" w15:restartNumberingAfterBreak="0">
+    <w:nsid w:val="527049A2"/>
+    <w:multiLevelType w:val="multilevel"/>
+    <w:tmpl w:val="3A240AA2"/>
+    <w:lvl w:ilvl="0">
+      <w:start w:val="1"/>
+      <w:numFmt w:val="decimal"/>
+      <w:lvlText w:val="%1"/>
+      <w:lvlJc w:val="left"/>
+      <w:pPr>
+        <w:ind w:left="370" w:hanging="370"/>
+      </w:pPr>
+      <w:rPr>
+        <w:rFonts w:hint="default"/>
+      </w:rPr>
+    </w:lvl>
+    <w:lvl w:ilvl="1">
+      <w:start w:val="1"/>
+      <w:numFmt w:val="decimal"/>
+      <w:lvlText w:val="%1.%2"/>
+      <w:lvlJc w:val="left"/>
+      <w:pPr>
+        <w:ind w:left="370" w:hanging="370"/>
+      </w:pPr>
+      <w:rPr>
+        <w:rFonts w:hint="default"/>
+      </w:rPr>
+    </w:lvl>
+    <w:lvl w:ilvl="2">
+      <w:start w:val="1"/>
+      <w:numFmt w:val="decimal"/>
+      <w:lvlText w:val="%1.%2.%3"/>
+      <w:lvlJc w:val="left"/>
+      <w:pPr>
+        <w:ind w:left="720" w:hanging="720"/>
+      </w:pPr>
+      <w:rPr>
+        <w:rFonts w:hint="default"/>
+      </w:rPr>
+    </w:lvl>
+    <w:lvl w:ilvl="3">
+      <w:start w:val="1"/>
+      <w:numFmt w:val="decimal"/>
+      <w:lvlText w:val="%1.%2.%3.%4"/>
+      <w:lvlJc w:val="left"/>
+      <w:pPr>
+        <w:ind w:left="1080" w:hanging="1080"/>
+      </w:pPr>
+      <w:rPr>
+        <w:rFonts w:hint="default"/>
+      </w:rPr>
+    </w:lvl>
+    <w:lvl w:ilvl="4">
+      <w:start w:val="1"/>
+      <w:numFmt w:val="decimal"/>
+      <w:lvlText w:val="%1.%2.%3.%4.%5"/>
+      <w:lvlJc w:val="left"/>
+      <w:pPr>
+        <w:ind w:left="1080" w:hanging="1080"/>
+      </w:pPr>
+      <w:rPr>
+        <w:rFonts w:hint="default"/>
+      </w:rPr>
+    </w:lvl>
+    <w:lvl w:ilvl="5">
+      <w:start w:val="1"/>
+      <w:numFmt w:val="decimal"/>
+      <w:lvlText w:val="%1.%2.%3.%4.%5.%6"/>
+      <w:lvlJc w:val="left"/>
+      <w:pPr>
+        <w:ind w:left="1440" w:hanging="1440"/>
+      </w:pPr>
+      <w:rPr>
+        <w:rFonts w:hint="default"/>
+      </w:rPr>
+    </w:lvl>
+    <w:lvl w:ilvl="6">
+      <w:start w:val="1"/>
+      <w:numFmt w:val="decimal"/>
+      <w:lvlText w:val="%1.%2.%3.%4.%5.%6.%7"/>
+      <w:lvlJc w:val="left"/>
+      <w:pPr>
+        <w:ind w:left="1440" w:hanging="1440"/>
+      </w:pPr>
+      <w:rPr>
+        <w:rFonts w:hint="default"/>
+      </w:rPr>
+    </w:lvl>
+    <w:lvl w:ilvl="7">
+      <w:start w:val="1"/>
+      <w:numFmt w:val="decimal"/>
+      <w:lvlText w:val="%1.%2.%3.%4.%5.%6.%7.%8"/>
+      <w:lvlJc w:val="left"/>
+      <w:pPr>
+        <w:ind w:left="1800" w:hanging="1800"/>
+      </w:pPr>
+      <w:rPr>
+        <w:rFonts w:hint="default"/>
+      </w:rPr>
+    </w:lvl>
+    <w:lvl w:ilvl="8">
+      <w:start w:val="1"/>
+      <w:numFmt w:val="decimal"/>
+      <w:lvlText w:val="%1.%2.%3.%4.%5.%6.%7.%8.%9"/>
+      <w:lvlJc w:val="left"/>
+      <w:pPr>
+        <w:ind w:left="1800" w:hanging="1800"/>
+      </w:pPr>
+      <w:rPr>
+        <w:rFonts w:hint="default"/>
+      </w:rPr>
+    </w:lvl>
+  </w:abstractNum>
+  <w:abstractNum w:abstractNumId="12" w15:restartNumberingAfterBreak="0">
+    <w:nsid w:val="5D3D4785"/>
+    <w:multiLevelType w:val="multilevel"/>
+    <w:tmpl w:val="EDDEE840"/>
+    <w:lvl w:ilvl="0">
+      <w:start w:val="1"/>
+      <w:numFmt w:val="decimal"/>
+      <w:lvlText w:val="%1"/>
+      <w:lvlJc w:val="left"/>
+      <w:pPr>
+        <w:ind w:left="380" w:hanging="380"/>
+      </w:pPr>
+      <w:rPr>
+        <w:rFonts w:hint="default"/>
+      </w:rPr>
+    </w:lvl>
+    <w:lvl w:ilvl="1">
+      <w:start w:val="1"/>
+      <w:numFmt w:val="decimal"/>
+      <w:lvlText w:val="%1.%2"/>
+      <w:lvlJc w:val="left"/>
+      <w:pPr>
+        <w:ind w:left="720" w:hanging="720"/>
+      </w:pPr>
+      <w:rPr>
+        <w:rFonts w:hint="default"/>
+      </w:rPr>
+    </w:lvl>
+    <w:lvl w:ilvl="2">
+      <w:start w:val="1"/>
+      <w:numFmt w:val="decimal"/>
+      <w:lvlText w:val="%1.%2.%3"/>
+      <w:lvlJc w:val="left"/>
+      <w:pPr>
+        <w:ind w:left="720" w:hanging="720"/>
+      </w:pPr>
+      <w:rPr>
+        <w:rFonts w:hint="default"/>
+      </w:rPr>
+    </w:lvl>
+    <w:lvl w:ilvl="3">
+      <w:start w:val="1"/>
+      <w:numFmt w:val="decimal"/>
+      <w:lvlText w:val="%1.%2.%3.%4"/>
+      <w:lvlJc w:val="left"/>
+      <w:pPr>
+        <w:ind w:left="1080" w:hanging="1080"/>
+      </w:pPr>
+      <w:rPr>
+        <w:rFonts w:hint="default"/>
+      </w:rPr>
+    </w:lvl>
+    <w:lvl w:ilvl="4">
+      <w:start w:val="1"/>
+      <w:numFmt w:val="decimal"/>
+      <w:lvlText w:val="%1.%2.%3.%4.%5"/>
+      <w:lvlJc w:val="left"/>
+      <w:pPr>
+        <w:ind w:left="1080" w:hanging="1080"/>
+      </w:pPr>
+      <w:rPr>
+        <w:rFonts w:hint="default"/>
+      </w:rPr>
+    </w:lvl>
+    <w:lvl w:ilvl="5">
+      <w:start w:val="1"/>
+      <w:numFmt w:val="decimal"/>
+      <w:lvlText w:val="%1.%2.%3.%4.%5.%6"/>
+      <w:lvlJc w:val="left"/>
+      <w:pPr>
+        <w:ind w:left="1440" w:hanging="1440"/>
+      </w:pPr>
+      <w:rPr>
+        <w:rFonts w:hint="default"/>
+      </w:rPr>
+    </w:lvl>
+    <w:lvl w:ilvl="6">
+      <w:start w:val="1"/>
+      <w:numFmt w:val="decimal"/>
+      <w:lvlText w:val="%1.%2.%3.%4.%5.%6.%7"/>
+      <w:lvlJc w:val="left"/>
+      <w:pPr>
+        <w:ind w:left="1800" w:hanging="1800"/>
+      </w:pPr>
+      <w:rPr>
+        <w:rFonts w:hint="default"/>
+      </w:rPr>
+    </w:lvl>
+    <w:lvl w:ilvl="7">
+      <w:start w:val="1"/>
+      <w:numFmt w:val="decimal"/>
+      <w:lvlText w:val="%1.%2.%3.%4.%5.%6.%7.%8"/>
+      <w:lvlJc w:val="left"/>
+      <w:pPr>
+        <w:ind w:left="1800" w:hanging="1800"/>
+      </w:pPr>
+      <w:rPr>
+        <w:rFonts w:hint="default"/>
+      </w:rPr>
+    </w:lvl>
+    <w:lvl w:ilvl="8">
+      <w:start w:val="1"/>
+      <w:numFmt w:val="decimal"/>
+      <w:lvlText w:val="%1.%2.%3.%4.%5.%6.%7.%8.%9"/>
+      <w:lvlJc w:val="left"/>
+      <w:pPr>
+        <w:ind w:left="2160" w:hanging="2160"/>
+      </w:pPr>
+      <w:rPr>
+        <w:rFonts w:hint="default"/>
+      </w:rPr>
+    </w:lvl>
+  </w:abstractNum>
+  <w:abstractNum w:abstractNumId="13" w15:restartNumberingAfterBreak="0">
     <w:nsid w:val="623E37EF"/>
     <w:multiLevelType w:val="hybridMultilevel"/>
     <w:tmpl w:val="E1ECD778"/>
@@ -1798,7 +4122,120 @@
       </w:rPr>
     </w:lvl>
   </w:abstractNum>
-  <w:abstractNum w:abstractNumId="4" w15:restartNumberingAfterBreak="0">
+  <w:abstractNum w:abstractNumId="14" w15:restartNumberingAfterBreak="0">
+    <w:nsid w:val="68B6562B"/>
+    <w:multiLevelType w:val="multilevel"/>
+    <w:tmpl w:val="FDDCA0C6"/>
+    <w:lvl w:ilvl="0">
+      <w:start w:val="1"/>
+      <w:numFmt w:val="decimal"/>
+      <w:lvlText w:val="%1"/>
+      <w:lvlJc w:val="left"/>
+      <w:pPr>
+        <w:ind w:left="380" w:hanging="380"/>
+      </w:pPr>
+      <w:rPr>
+        <w:rFonts w:hint="default"/>
+      </w:rPr>
+    </w:lvl>
+    <w:lvl w:ilvl="1">
+      <w:start w:val="1"/>
+      <w:numFmt w:val="decimal"/>
+      <w:lvlText w:val="%1.%2"/>
+      <w:lvlJc w:val="left"/>
+      <w:pPr>
+        <w:ind w:left="1080" w:hanging="720"/>
+      </w:pPr>
+      <w:rPr>
+        <w:rFonts w:hint="default"/>
+      </w:rPr>
+    </w:lvl>
+    <w:lvl w:ilvl="2">
+      <w:start w:val="1"/>
+      <w:numFmt w:val="decimal"/>
+      <w:lvlText w:val="%1.%2.%3"/>
+      <w:lvlJc w:val="left"/>
+      <w:pPr>
+        <w:ind w:left="1440" w:hanging="720"/>
+      </w:pPr>
+      <w:rPr>
+        <w:rFonts w:hint="default"/>
+      </w:rPr>
+    </w:lvl>
+    <w:lvl w:ilvl="3">
+      <w:start w:val="1"/>
+      <w:numFmt w:val="decimal"/>
+      <w:lvlText w:val="%1.%2.%3.%4"/>
+      <w:lvlJc w:val="left"/>
+      <w:pPr>
+        <w:ind w:left="2160" w:hanging="1080"/>
+      </w:pPr>
+      <w:rPr>
+        <w:rFonts w:hint="default"/>
+      </w:rPr>
+    </w:lvl>
+    <w:lvl w:ilvl="4">
+      <w:start w:val="1"/>
+      <w:numFmt w:val="decimal"/>
+      <w:lvlText w:val="%1.%2.%3.%4.%5"/>
+      <w:lvlJc w:val="left"/>
+      <w:pPr>
+        <w:ind w:left="2520" w:hanging="1080"/>
+      </w:pPr>
+      <w:rPr>
+        <w:rFonts w:hint="default"/>
+      </w:rPr>
+    </w:lvl>
+    <w:lvl w:ilvl="5">
+      <w:start w:val="1"/>
+      <w:numFmt w:val="decimal"/>
+      <w:lvlText w:val="%1.%2.%3.%4.%5.%6"/>
+      <w:lvlJc w:val="left"/>
+      <w:pPr>
+        <w:ind w:left="3240" w:hanging="1440"/>
+      </w:pPr>
+      <w:rPr>
+        <w:rFonts w:hint="default"/>
+      </w:rPr>
+    </w:lvl>
+    <w:lvl w:ilvl="6">
+      <w:start w:val="1"/>
+      <w:numFmt w:val="decimal"/>
+      <w:lvlText w:val="%1.%2.%3.%4.%5.%6.%7"/>
+      <w:lvlJc w:val="left"/>
+      <w:pPr>
+        <w:ind w:left="3960" w:hanging="1800"/>
+      </w:pPr>
+      <w:rPr>
+        <w:rFonts w:hint="default"/>
+      </w:rPr>
+    </w:lvl>
+    <w:lvl w:ilvl="7">
+      <w:start w:val="1"/>
+      <w:numFmt w:val="decimal"/>
+      <w:lvlText w:val="%1.%2.%3.%4.%5.%6.%7.%8"/>
+      <w:lvlJc w:val="left"/>
+      <w:pPr>
+        <w:ind w:left="4320" w:hanging="1800"/>
+      </w:pPr>
+      <w:rPr>
+        <w:rFonts w:hint="default"/>
+      </w:rPr>
+    </w:lvl>
+    <w:lvl w:ilvl="8">
+      <w:start w:val="1"/>
+      <w:numFmt w:val="decimal"/>
+      <w:lvlText w:val="%1.%2.%3.%4.%5.%6.%7.%8.%9"/>
+      <w:lvlJc w:val="left"/>
+      <w:pPr>
+        <w:ind w:left="5040" w:hanging="2160"/>
+      </w:pPr>
+      <w:rPr>
+        <w:rFonts w:hint="default"/>
+      </w:rPr>
+    </w:lvl>
+  </w:abstractNum>
+  <w:abstractNum w:abstractNumId="15" w15:restartNumberingAfterBreak="0">
     <w:nsid w:val="6CA13535"/>
     <w:multiLevelType w:val="multilevel"/>
     <w:tmpl w:val="C6EE2AD4"/>
@@ -1920,7 +4357,7 @@
       </w:rPr>
     </w:lvl>
   </w:abstractNum>
-  <w:abstractNum w:abstractNumId="5" w15:restartNumberingAfterBreak="0">
+  <w:abstractNum w:abstractNumId="16" w15:restartNumberingAfterBreak="0">
     <w:nsid w:val="779F6397"/>
     <w:multiLevelType w:val="multilevel"/>
     <w:tmpl w:val="AD26125A"/>
@@ -2069,22 +4506,144 @@
       </w:rPr>
     </w:lvl>
   </w:abstractNum>
+  <w:abstractNum w:abstractNumId="17" w15:restartNumberingAfterBreak="0">
+    <w:nsid w:val="7B222A72"/>
+    <w:multiLevelType w:val="hybridMultilevel"/>
+    <w:tmpl w:val="18969BF2"/>
+    <w:lvl w:ilvl="0" w:tplc="040C000F">
+      <w:start w:val="1"/>
+      <w:numFmt w:val="decimal"/>
+      <w:lvlText w:val="%1."/>
+      <w:lvlJc w:val="left"/>
+      <w:pPr>
+        <w:ind w:left="720" w:hanging="360"/>
+      </w:pPr>
+    </w:lvl>
+    <w:lvl w:ilvl="1" w:tplc="040C0019" w:tentative="1">
+      <w:start w:val="1"/>
+      <w:numFmt w:val="lowerLetter"/>
+      <w:lvlText w:val="%2."/>
+      <w:lvlJc w:val="left"/>
+      <w:pPr>
+        <w:ind w:left="1440" w:hanging="360"/>
+      </w:pPr>
+    </w:lvl>
+    <w:lvl w:ilvl="2" w:tplc="040C001B" w:tentative="1">
+      <w:start w:val="1"/>
+      <w:numFmt w:val="lowerRoman"/>
+      <w:lvlText w:val="%3."/>
+      <w:lvlJc w:val="right"/>
+      <w:pPr>
+        <w:ind w:left="2160" w:hanging="180"/>
+      </w:pPr>
+    </w:lvl>
+    <w:lvl w:ilvl="3" w:tplc="040C000F" w:tentative="1">
+      <w:start w:val="1"/>
+      <w:numFmt w:val="decimal"/>
+      <w:lvlText w:val="%4."/>
+      <w:lvlJc w:val="left"/>
+      <w:pPr>
+        <w:ind w:left="2880" w:hanging="360"/>
+      </w:pPr>
+    </w:lvl>
+    <w:lvl w:ilvl="4" w:tplc="040C0019" w:tentative="1">
+      <w:start w:val="1"/>
+      <w:numFmt w:val="lowerLetter"/>
+      <w:lvlText w:val="%5."/>
+      <w:lvlJc w:val="left"/>
+      <w:pPr>
+        <w:ind w:left="3600" w:hanging="360"/>
+      </w:pPr>
+    </w:lvl>
+    <w:lvl w:ilvl="5" w:tplc="040C001B" w:tentative="1">
+      <w:start w:val="1"/>
+      <w:numFmt w:val="lowerRoman"/>
+      <w:lvlText w:val="%6."/>
+      <w:lvlJc w:val="right"/>
+      <w:pPr>
+        <w:ind w:left="4320" w:hanging="180"/>
+      </w:pPr>
+    </w:lvl>
+    <w:lvl w:ilvl="6" w:tplc="040C000F" w:tentative="1">
+      <w:start w:val="1"/>
+      <w:numFmt w:val="decimal"/>
+      <w:lvlText w:val="%7."/>
+      <w:lvlJc w:val="left"/>
+      <w:pPr>
+        <w:ind w:left="5040" w:hanging="360"/>
+      </w:pPr>
+    </w:lvl>
+    <w:lvl w:ilvl="7" w:tplc="040C0019" w:tentative="1">
+      <w:start w:val="1"/>
+      <w:numFmt w:val="lowerLetter"/>
+      <w:lvlText w:val="%8."/>
+      <w:lvlJc w:val="left"/>
+      <w:pPr>
+        <w:ind w:left="5760" w:hanging="360"/>
+      </w:pPr>
+    </w:lvl>
+    <w:lvl w:ilvl="8" w:tplc="040C001B" w:tentative="1">
+      <w:start w:val="1"/>
+      <w:numFmt w:val="lowerRoman"/>
+      <w:lvlText w:val="%9."/>
+      <w:lvlJc w:val="right"/>
+      <w:pPr>
+        <w:ind w:left="6480" w:hanging="180"/>
+      </w:pPr>
+    </w:lvl>
+  </w:abstractNum>
   <w:num w:numId="1" w16cid:durableId="388115280">
+    <w:abstractNumId w:val="10"/>
+  </w:num>
+  <w:num w:numId="2" w16cid:durableId="1134248469">
+    <w:abstractNumId w:val="15"/>
+  </w:num>
+  <w:num w:numId="3" w16cid:durableId="453524316">
+    <w:abstractNumId w:val="13"/>
+  </w:num>
+  <w:num w:numId="4" w16cid:durableId="810826662">
+    <w:abstractNumId w:val="16"/>
+  </w:num>
+  <w:num w:numId="5" w16cid:durableId="689525242">
+    <w:abstractNumId w:val="7"/>
+  </w:num>
+  <w:num w:numId="6" w16cid:durableId="1838812105">
+    <w:abstractNumId w:val="3"/>
+  </w:num>
+  <w:num w:numId="7" w16cid:durableId="667296617">
+    <w:abstractNumId w:val="11"/>
+  </w:num>
+  <w:num w:numId="8" w16cid:durableId="553271968">
+    <w:abstractNumId w:val="5"/>
+  </w:num>
+  <w:num w:numId="9" w16cid:durableId="2003965997">
+    <w:abstractNumId w:val="6"/>
+  </w:num>
+  <w:num w:numId="10" w16cid:durableId="791679724">
+    <w:abstractNumId w:val="8"/>
+  </w:num>
+  <w:num w:numId="11" w16cid:durableId="986323962">
+    <w:abstractNumId w:val="12"/>
+  </w:num>
+  <w:num w:numId="12" w16cid:durableId="1172069970">
+    <w:abstractNumId w:val="9"/>
+  </w:num>
+  <w:num w:numId="13" w16cid:durableId="1570188657">
+    <w:abstractNumId w:val="17"/>
+  </w:num>
+  <w:num w:numId="14" w16cid:durableId="514996324">
+    <w:abstractNumId w:val="14"/>
+  </w:num>
+  <w:num w:numId="15" w16cid:durableId="1424952157">
+    <w:abstractNumId w:val="4"/>
+  </w:num>
+  <w:num w:numId="16" w16cid:durableId="301808117">
+    <w:abstractNumId w:val="1"/>
+  </w:num>
+  <w:num w:numId="17" w16cid:durableId="1210804018">
     <w:abstractNumId w:val="2"/>
   </w:num>
-  <w:num w:numId="2" w16cid:durableId="1134248469">
-    <w:abstractNumId w:val="4"/>
-  </w:num>
-  <w:num w:numId="3" w16cid:durableId="453524316">
-    <w:abstractNumId w:val="3"/>
-  </w:num>
-  <w:num w:numId="4" w16cid:durableId="810826662">
-    <w:abstractNumId w:val="5"/>
-  </w:num>
-  <w:num w:numId="5" w16cid:durableId="689525242">
-    <w:abstractNumId w:val="1"/>
-  </w:num>
-  <w:num w:numId="6" w16cid:durableId="1838812105">
+  <w:num w:numId="18" w16cid:durableId="1971594351">
     <w:abstractNumId w:val="0"/>
   </w:num>
 </w:numbering>
@@ -2518,7 +5077,6 @@
     <w:next w:val="Normal"/>
     <w:link w:val="Titre2Car"/>
     <w:uiPriority w:val="9"/>
-    <w:semiHidden/>
     <w:unhideWhenUsed/>
     <w:qFormat/>
     <w:rsid w:val="003C6C15"/>
@@ -2541,7 +5099,6 @@
     <w:next w:val="Normal"/>
     <w:link w:val="Titre3Car"/>
     <w:uiPriority w:val="9"/>
-    <w:semiHidden/>
     <w:unhideWhenUsed/>
     <w:qFormat/>
     <w:rsid w:val="003C6C15"/>
@@ -2693,6 +5250,7 @@
   <w:style w:type="character" w:default="1" w:styleId="Policepardfaut">
     <w:name w:val="Default Paragraph Font"/>
     <w:uiPriority w:val="1"/>
+    <w:semiHidden/>
     <w:unhideWhenUsed/>
   </w:style>
   <w:style w:type="table" w:default="1" w:styleId="TableauNormal">
@@ -2734,7 +5292,6 @@
     <w:basedOn w:val="Policepardfaut"/>
     <w:link w:val="Titre2"/>
     <w:uiPriority w:val="9"/>
-    <w:semiHidden/>
     <w:rsid w:val="003C6C15"/>
     <w:rPr>
       <w:rFonts w:asciiTheme="majorHAnsi" w:eastAsiaTheme="majorEastAsia" w:hAnsiTheme="majorHAnsi" w:cstheme="majorBidi"/>
@@ -2748,7 +5305,6 @@
     <w:basedOn w:val="Policepardfaut"/>
     <w:link w:val="Titre3"/>
     <w:uiPriority w:val="9"/>
-    <w:semiHidden/>
     <w:rsid w:val="003C6C15"/>
     <w:rPr>
       <w:rFonts w:eastAsiaTheme="majorEastAsia" w:cstheme="majorBidi"/>
@@ -3004,6 +5560,91 @@
       <w:smallCaps/>
       <w:color w:val="0F4761" w:themeColor="accent1" w:themeShade="BF"/>
       <w:spacing w:val="5"/>
+    </w:rPr>
+  </w:style>
+  <w:style w:type="paragraph" w:styleId="NormalWeb">
+    <w:name w:val="Normal (Web)"/>
+    <w:basedOn w:val="Normal"/>
+    <w:uiPriority w:val="99"/>
+    <w:unhideWhenUsed/>
+    <w:rsid w:val="00C5770F"/>
+    <w:pPr>
+      <w:spacing w:before="100" w:beforeAutospacing="1" w:after="100" w:afterAutospacing="1" w:line="240" w:lineRule="auto"/>
+    </w:pPr>
+    <w:rPr>
+      <w:rFonts w:ascii="Times New Roman" w:eastAsia="Times New Roman" w:hAnsi="Times New Roman" w:cs="Times New Roman"/>
+      <w:kern w:val="0"/>
+      <w:lang w:eastAsia="fr-FR"/>
+      <w14:ligatures w14:val="none"/>
+    </w:rPr>
+  </w:style>
+  <w:style w:type="paragraph" w:styleId="En-ttedetabledesmatires">
+    <w:name w:val="TOC Heading"/>
+    <w:basedOn w:val="Titre1"/>
+    <w:next w:val="Normal"/>
+    <w:uiPriority w:val="39"/>
+    <w:unhideWhenUsed/>
+    <w:qFormat/>
+    <w:rsid w:val="00A871E8"/>
+    <w:pPr>
+      <w:spacing w:before="240" w:after="0" w:line="259" w:lineRule="auto"/>
+      <w:outlineLvl w:val="9"/>
+    </w:pPr>
+    <w:rPr>
+      <w:kern w:val="0"/>
+      <w:sz w:val="32"/>
+      <w:szCs w:val="32"/>
+      <w:lang w:eastAsia="fr-FR"/>
+      <w14:ligatures w14:val="none"/>
+    </w:rPr>
+  </w:style>
+  <w:style w:type="paragraph" w:styleId="TM1">
+    <w:name w:val="toc 1"/>
+    <w:basedOn w:val="Normal"/>
+    <w:next w:val="Normal"/>
+    <w:autoRedefine/>
+    <w:uiPriority w:val="39"/>
+    <w:unhideWhenUsed/>
+    <w:rsid w:val="00A871E8"/>
+    <w:pPr>
+      <w:spacing w:after="100"/>
+    </w:pPr>
+  </w:style>
+  <w:style w:type="paragraph" w:styleId="TM2">
+    <w:name w:val="toc 2"/>
+    <w:basedOn w:val="Normal"/>
+    <w:next w:val="Normal"/>
+    <w:autoRedefine/>
+    <w:uiPriority w:val="39"/>
+    <w:unhideWhenUsed/>
+    <w:rsid w:val="00A871E8"/>
+    <w:pPr>
+      <w:spacing w:after="100"/>
+      <w:ind w:left="240"/>
+    </w:pPr>
+  </w:style>
+  <w:style w:type="paragraph" w:styleId="TM3">
+    <w:name w:val="toc 3"/>
+    <w:basedOn w:val="Normal"/>
+    <w:next w:val="Normal"/>
+    <w:autoRedefine/>
+    <w:uiPriority w:val="39"/>
+    <w:unhideWhenUsed/>
+    <w:rsid w:val="00A871E8"/>
+    <w:pPr>
+      <w:spacing w:after="100"/>
+      <w:ind w:left="480"/>
+    </w:pPr>
+  </w:style>
+  <w:style w:type="character" w:styleId="Lienhypertexte">
+    <w:name w:val="Hyperlink"/>
+    <w:basedOn w:val="Policepardfaut"/>
+    <w:uiPriority w:val="99"/>
+    <w:unhideWhenUsed/>
+    <w:rsid w:val="00A871E8"/>
+    <w:rPr>
+      <w:color w:val="467886" w:themeColor="hyperlink"/>
+      <w:u w:val="single"/>
     </w:rPr>
   </w:style>
 </w:styles>
@@ -3302,4 +5943,16 @@
     </a:ext>
   </a:extLst>
 </a:theme>
+</file>
+
+<file path=customXml/item1.xml><?xml version="1.0" encoding="utf-8"?>
+<b:Sources xmlns:b="http://schemas.openxmlformats.org/officeDocument/2006/bibliography" xmlns="http://schemas.openxmlformats.org/officeDocument/2006/bibliography" SelectedStyle="\APASixthEditionOfficeOnline.xsl" StyleName="APA" Version="6"/>
+</file>
+
+<file path=customXml/itemProps1.xml><?xml version="1.0" encoding="utf-8"?>
+<ds:datastoreItem xmlns:ds="http://schemas.openxmlformats.org/officeDocument/2006/customXml" ds:itemID="{0E054BA9-3587-42EB-BC76-A85C22CB68A3}">
+  <ds:schemaRefs>
+    <ds:schemaRef ds:uri="http://schemas.openxmlformats.org/officeDocument/2006/bibliography"/>
+  </ds:schemaRefs>
+</ds:datastoreItem>
 </file>